--- a/Quotations/Holdi Festival Noor Mahal/Quotation Without Budget.docx
+++ b/Quotations/Holdi Festival Noor Mahal/Quotation Without Budget.docx
@@ -808,6 +808,86 @@
                 </w14:textOutline>
               </w:rPr>
               <w:t xml:space="preserve">Professional Microphones </w:t>
+            </w:r>
+          </w:p>
+          <w:p>
+            <w:pPr>
+              <w:pStyle w:val="ListParagraph"/>
+              <w:rPr>
+                <w:rStyle w:val="IntenseEmphasis"/>
+                <w:rFonts w:eastAsia="Calibri Light"/>
+                <w:b w:val="0"/>
+                <w:bCs w:val="0"/>
+                <w:i w:val="0"/>
+                <w:iCs w:val="0"/>
+                <w:color w:val="000000" w:themeColor="text1"/>
+                <w:sz w:val="28"/>
+                <w:szCs w:val="28"/>
+                <w14:shadow w14:blurRad="38100" w14:dist="19050" w14:dir="2700000" w14:sx="100000" w14:sy="100000" w14:kx="0" w14:ky="0" w14:algn="tl">
+                  <w14:schemeClr w14:val="dk1">
+                    <w14:alpha w14:val="60000"/>
+                  </w14:schemeClr>
+                </w14:shadow>
+                <w14:textOutline w14:w="0" w14:cap="flat" w14:cmpd="sng" w14:algn="ctr">
+                  <w14:noFill/>
+                  <w14:prstDash w14:val="solid"/>
+                  <w14:round/>
+                </w14:textOutline>
+              </w:rPr>
+            </w:pPr>
+          </w:p>
+          <w:p>
+            <w:pPr>
+              <w:pStyle w:val="ListParagraph"/>
+              <w:numPr>
+                <w:ilvl w:val="0"/>
+                <w:numId w:val="21"/>
+              </w:numPr>
+              <w:rPr>
+                <w:rStyle w:val="IntenseEmphasis"/>
+                <w:rFonts w:eastAsia="Calibri Light"/>
+                <w:b w:val="0"/>
+                <w:bCs w:val="0"/>
+                <w:i w:val="0"/>
+                <w:iCs w:val="0"/>
+                <w:color w:val="000000" w:themeColor="text1"/>
+                <w:sz w:val="28"/>
+                <w:szCs w:val="28"/>
+                <w14:shadow w14:blurRad="38100" w14:dist="19050" w14:dir="2700000" w14:sx="100000" w14:sy="100000" w14:kx="0" w14:ky="0" w14:algn="tl">
+                  <w14:schemeClr w14:val="dk1">
+                    <w14:alpha w14:val="60000"/>
+                  </w14:schemeClr>
+                </w14:shadow>
+                <w14:textOutline w14:w="0" w14:cap="flat" w14:cmpd="sng" w14:algn="ctr">
+                  <w14:noFill/>
+                  <w14:prstDash w14:val="solid"/>
+                  <w14:round/>
+                </w14:textOutline>
+              </w:rPr>
+            </w:pPr>
+            <w:r>
+              <w:rPr>
+                <w:rStyle w:val="IntenseEmphasis"/>
+                <w:rFonts w:eastAsia="Calibri Light"/>
+                <w:b w:val="0"/>
+                <w:bCs w:val="0"/>
+                <w:i w:val="0"/>
+                <w:iCs w:val="0"/>
+                <w:color w:val="000000" w:themeColor="text1"/>
+                <w:sz w:val="28"/>
+                <w:szCs w:val="28"/>
+                <w14:shadow w14:blurRad="38100" w14:dist="19050" w14:dir="2700000" w14:sx="100000" w14:sy="100000" w14:kx="0" w14:ky="0" w14:algn="tl">
+                  <w14:schemeClr w14:val="dk1">
+                    <w14:alpha w14:val="60000"/>
+                  </w14:schemeClr>
+                </w14:shadow>
+                <w14:textOutline w14:w="0" w14:cap="flat" w14:cmpd="sng" w14:algn="ctr">
+                  <w14:noFill/>
+                  <w14:prstDash w14:val="solid"/>
+                  <w14:round/>
+                </w14:textOutline>
+              </w:rPr>
+              <w:t>Wooden Console</w:t>
             </w:r>
           </w:p>
           <w:p>

--- a/Quotations/Holdi Festival Noor Mahal/Quotation Without Budget.docx
+++ b/Quotations/Holdi Festival Noor Mahal/Quotation Without Budget.docx
@@ -1292,6 +1292,246 @@
               </w:rPr>
               <w:t xml:space="preserve">Professional DJ Jockey </w:t>
             </w:r>
+            <w:r>
+              <w:rPr>
+                <w:rStyle w:val="IntenseEmphasis"/>
+                <w:rFonts w:eastAsia="Calibri Light"/>
+                <w:b w:val="0"/>
+                <w:bCs w:val="0"/>
+                <w:i w:val="0"/>
+                <w:iCs w:val="0"/>
+                <w:color w:val="000000" w:themeColor="text1"/>
+                <w:sz w:val="28"/>
+                <w:szCs w:val="28"/>
+                <w14:shadow w14:blurRad="38100" w14:dist="19050" w14:dir="2700000" w14:sx="100000" w14:sy="100000" w14:kx="0" w14:ky="0" w14:algn="tl">
+                  <w14:schemeClr w14:val="dk1">
+                    <w14:alpha w14:val="60000"/>
+                  </w14:schemeClr>
+                </w14:shadow>
+                <w14:textOutline w14:w="0" w14:cap="flat" w14:cmpd="sng" w14:algn="ctr">
+                  <w14:noFill/>
+                  <w14:prstDash w14:val="solid"/>
+                  <w14:round/>
+                </w14:textOutline>
+              </w:rPr>
+              <w:t xml:space="preserve">– DJ. Ankit </w:t>
+            </w:r>
+          </w:p>
+        </w:tc>
+      </w:tr>
+      <w:tr>
+        <w:trPr>
+          <w:trHeight w:val="908"/>
+        </w:trPr>
+        <w:tc>
+          <w:tcPr>
+            <w:tcW w:w="9358" w:type="dxa"/>
+          </w:tcPr>
+          <w:p>
+            <w:pPr>
+              <w:rPr>
+                <w:rStyle w:val="IntenseEmphasis"/>
+                <w:rFonts w:eastAsia="Calibri Light"/>
+                <w:b w:val="0"/>
+                <w:bCs w:val="0"/>
+                <w:i w:val="0"/>
+                <w:iCs w:val="0"/>
+                <w:color w:val="000000" w:themeColor="text1"/>
+                <w:sz w:val="28"/>
+                <w:szCs w:val="28"/>
+                <w14:shadow w14:blurRad="38100" w14:dist="19050" w14:dir="2700000" w14:sx="100000" w14:sy="100000" w14:kx="0" w14:ky="0" w14:algn="tl">
+                  <w14:schemeClr w14:val="dk1">
+                    <w14:alpha w14:val="60000"/>
+                  </w14:schemeClr>
+                </w14:shadow>
+                <w14:textOutline w14:w="0" w14:cap="flat" w14:cmpd="sng" w14:algn="ctr">
+                  <w14:noFill/>
+                  <w14:prstDash w14:val="solid"/>
+                  <w14:round/>
+                </w14:textOutline>
+              </w:rPr>
+            </w:pPr>
+          </w:p>
+          <w:p>
+            <w:pPr>
+              <w:pStyle w:val="ListParagraph"/>
+              <w:numPr>
+                <w:ilvl w:val="0"/>
+                <w:numId w:val="32"/>
+              </w:numPr>
+              <w:rPr>
+                <w:rStyle w:val="IntenseEmphasis"/>
+                <w:rFonts w:eastAsia="Calibri Light"/>
+                <w:b w:val="0"/>
+                <w:bCs w:val="0"/>
+                <w:i w:val="0"/>
+                <w:iCs w:val="0"/>
+                <w:color w:val="ED7D31" w:themeColor="accent2"/>
+                <w:sz w:val="28"/>
+                <w:szCs w:val="28"/>
+                <w14:shadow w14:blurRad="38100" w14:dist="19050" w14:dir="2700000" w14:sx="100000" w14:sy="100000" w14:kx="0" w14:ky="0" w14:algn="tl">
+                  <w14:schemeClr w14:val="dk1">
+                    <w14:alpha w14:val="60000"/>
+                  </w14:schemeClr>
+                </w14:shadow>
+                <w14:textOutline w14:w="0" w14:cap="flat" w14:cmpd="sng" w14:algn="ctr">
+                  <w14:noFill/>
+                  <w14:prstDash w14:val="solid"/>
+                  <w14:round/>
+                </w14:textOutline>
+              </w:rPr>
+            </w:pPr>
+            <w:r>
+              <w:rPr>
+                <w:rStyle w:val="IntenseEmphasis"/>
+                <w:rFonts w:eastAsia="Calibri Light"/>
+                <w:b w:val="0"/>
+                <w:bCs w:val="0"/>
+                <w:i w:val="0"/>
+                <w:iCs w:val="0"/>
+                <w:color w:val="ED7D31" w:themeColor="accent2"/>
+                <w:sz w:val="28"/>
+                <w:szCs w:val="28"/>
+                <w14:shadow w14:blurRad="38100" w14:dist="19050" w14:dir="2700000" w14:sx="100000" w14:sy="100000" w14:kx="0" w14:ky="0" w14:algn="tl">
+                  <w14:schemeClr w14:val="dk1">
+                    <w14:alpha w14:val="60000"/>
+                  </w14:schemeClr>
+                </w14:shadow>
+                <w14:textOutline w14:w="0" w14:cap="flat" w14:cmpd="sng" w14:algn="ctr">
+                  <w14:noFill/>
+                  <w14:prstDash w14:val="solid"/>
+                  <w14:round/>
+                </w14:textOutline>
+              </w:rPr>
+              <w:t>Special Effects</w:t>
+            </w:r>
+          </w:p>
+          <w:p>
+            <w:pPr>
+              <w:pStyle w:val="ListParagraph"/>
+              <w:numPr>
+                <w:ilvl w:val="0"/>
+                <w:numId w:val="33"/>
+              </w:numPr>
+              <w:rPr>
+                <w:rStyle w:val="IntenseEmphasis"/>
+                <w:rFonts w:eastAsia="Calibri Light"/>
+                <w:b w:val="0"/>
+                <w:bCs w:val="0"/>
+                <w:i w:val="0"/>
+                <w:iCs w:val="0"/>
+                <w:color w:val="000000" w:themeColor="text1"/>
+                <w:sz w:val="28"/>
+                <w:szCs w:val="28"/>
+                <w14:shadow w14:blurRad="38100" w14:dist="19050" w14:dir="2700000" w14:sx="100000" w14:sy="100000" w14:kx="0" w14:ky="0" w14:algn="tl">
+                  <w14:schemeClr w14:val="dk1">
+                    <w14:alpha w14:val="60000"/>
+                  </w14:schemeClr>
+                </w14:shadow>
+                <w14:textOutline w14:w="0" w14:cap="flat" w14:cmpd="sng" w14:algn="ctr">
+                  <w14:noFill/>
+                  <w14:prstDash w14:val="solid"/>
+                  <w14:round/>
+                </w14:textOutline>
+              </w:rPr>
+            </w:pPr>
+            <w:r>
+              <w:rPr>
+                <w:rStyle w:val="IntenseEmphasis"/>
+                <w:rFonts w:eastAsia="Calibri Light"/>
+                <w:b w:val="0"/>
+                <w:bCs w:val="0"/>
+                <w:i w:val="0"/>
+                <w:iCs w:val="0"/>
+                <w:color w:val="000000" w:themeColor="text1"/>
+                <w:sz w:val="28"/>
+                <w:szCs w:val="28"/>
+                <w14:shadow w14:blurRad="38100" w14:dist="19050" w14:dir="2700000" w14:sx="100000" w14:sy="100000" w14:kx="0" w14:ky="0" w14:algn="tl">
+                  <w14:schemeClr w14:val="dk1">
+                    <w14:alpha w14:val="60000"/>
+                  </w14:schemeClr>
+                </w14:shadow>
+                <w14:textOutline w14:w="0" w14:cap="flat" w14:cmpd="sng" w14:algn="ctr">
+                  <w14:noFill/>
+                  <w14:prstDash w14:val="solid"/>
+                  <w14:round/>
+                </w14:textOutline>
+              </w:rPr>
+              <w:t xml:space="preserve">Color Guns </w:t>
+            </w:r>
+            <w:r>
+              <w:rPr>
+                <w:rStyle w:val="IntenseEmphasis"/>
+                <w:rFonts w:eastAsia="Calibri Light"/>
+                <w:b w:val="0"/>
+                <w:bCs w:val="0"/>
+                <w:i w:val="0"/>
+                <w:iCs w:val="0"/>
+                <w:color w:val="000000" w:themeColor="text1"/>
+                <w:sz w:val="28"/>
+                <w:szCs w:val="28"/>
+                <w14:shadow w14:blurRad="38100" w14:dist="19050" w14:dir="2700000" w14:sx="100000" w14:sy="100000" w14:kx="0" w14:ky="0" w14:algn="tl">
+                  <w14:schemeClr w14:val="dk1">
+                    <w14:alpha w14:val="60000"/>
+                  </w14:schemeClr>
+                </w14:shadow>
+                <w14:textOutline w14:w="0" w14:cap="flat" w14:cmpd="sng" w14:algn="ctr">
+                  <w14:noFill/>
+                  <w14:prstDash w14:val="solid"/>
+                  <w14:round/>
+                </w14:textOutline>
+              </w:rPr>
+              <w:t>(</w:t>
+            </w:r>
+            <w:r>
+              <w:rPr>
+                <w:rStyle w:val="IntenseEmphasis"/>
+                <w:rFonts w:eastAsia="Calibri Light"/>
+                <w:b w:val="0"/>
+                <w:bCs w:val="0"/>
+                <w:i w:val="0"/>
+                <w:iCs w:val="0"/>
+                <w:color w:val="000000" w:themeColor="text1"/>
+                <w:sz w:val="28"/>
+                <w:szCs w:val="28"/>
+                <w14:shadow w14:blurRad="38100" w14:dist="19050" w14:dir="2700000" w14:sx="100000" w14:sy="100000" w14:kx="0" w14:ky="0" w14:algn="tl">
+                  <w14:schemeClr w14:val="dk1">
+                    <w14:alpha w14:val="60000"/>
+                  </w14:schemeClr>
+                </w14:shadow>
+                <w14:textOutline w14:w="0" w14:cap="flat" w14:cmpd="sng" w14:algn="ctr">
+                  <w14:noFill/>
+                  <w14:prstDash w14:val="solid"/>
+                  <w14:round/>
+                </w14:textOutline>
+              </w:rPr>
+              <w:t>10)</w:t>
+            </w:r>
+          </w:p>
+          <w:p>
+            <w:pPr>
+              <w:rPr>
+                <w:rStyle w:val="IntenseEmphasis"/>
+                <w:rFonts w:eastAsia="Calibri Light"/>
+                <w:b w:val="0"/>
+                <w:bCs w:val="0"/>
+                <w:i w:val="0"/>
+                <w:iCs w:val="0"/>
+                <w:color w:val="000000" w:themeColor="text1"/>
+                <w:sz w:val="28"/>
+                <w:szCs w:val="28"/>
+                <w14:shadow w14:blurRad="38100" w14:dist="19050" w14:dir="2700000" w14:sx="100000" w14:sy="100000" w14:kx="0" w14:ky="0" w14:algn="tl">
+                  <w14:schemeClr w14:val="dk1">
+                    <w14:alpha w14:val="60000"/>
+                  </w14:schemeClr>
+                </w14:shadow>
+                <w14:textOutline w14:w="0" w14:cap="flat" w14:cmpd="sng" w14:algn="ctr">
+                  <w14:noFill/>
+                  <w14:prstDash w14:val="solid"/>
+                  <w14:round/>
+                </w14:textOutline>
+              </w:rPr>
+            </w:pPr>
           </w:p>
         </w:tc>
       </w:tr>
@@ -2207,6 +2447,119 @@
     </w:lvl>
   </w:abstractNum>
   <w:abstractNum w:abstractNumId="5" w15:restartNumberingAfterBreak="0">
+    <w:nsid w:val="201452EE"/>
+    <w:multiLevelType w:val="hybridMultilevel"/>
+    <w:tmpl w:val="67C0BBA4"/>
+    <w:lvl w:ilvl="0" w:tplc="04090009">
+      <w:start w:val="1"/>
+      <w:numFmt w:val="bullet"/>
+      <w:lvlText w:val=""/>
+      <w:lvlJc w:val="left"/>
+      <w:pPr>
+        <w:ind w:left="720" w:hanging="360"/>
+      </w:pPr>
+      <w:rPr>
+        <w:rFonts w:ascii="Wingdings" w:hAnsi="Wingdings" w:hint="default"/>
+      </w:rPr>
+    </w:lvl>
+    <w:lvl w:ilvl="1" w:tplc="04090003" w:tentative="1">
+      <w:start w:val="1"/>
+      <w:numFmt w:val="bullet"/>
+      <w:lvlText w:val="o"/>
+      <w:lvlJc w:val="left"/>
+      <w:pPr>
+        <w:ind w:left="1440" w:hanging="360"/>
+      </w:pPr>
+      <w:rPr>
+        <w:rFonts w:ascii="Courier New" w:hAnsi="Courier New" w:cs="Courier New" w:hint="default"/>
+      </w:rPr>
+    </w:lvl>
+    <w:lvl w:ilvl="2" w:tplc="04090005" w:tentative="1">
+      <w:start w:val="1"/>
+      <w:numFmt w:val="bullet"/>
+      <w:lvlText w:val=""/>
+      <w:lvlJc w:val="left"/>
+      <w:pPr>
+        <w:ind w:left="2160" w:hanging="360"/>
+      </w:pPr>
+      <w:rPr>
+        <w:rFonts w:ascii="Wingdings" w:hAnsi="Wingdings" w:hint="default"/>
+      </w:rPr>
+    </w:lvl>
+    <w:lvl w:ilvl="3" w:tplc="04090001" w:tentative="1">
+      <w:start w:val="1"/>
+      <w:numFmt w:val="bullet"/>
+      <w:lvlText w:val=""/>
+      <w:lvlJc w:val="left"/>
+      <w:pPr>
+        <w:ind w:left="2880" w:hanging="360"/>
+      </w:pPr>
+      <w:rPr>
+        <w:rFonts w:ascii="Symbol" w:hAnsi="Symbol" w:hint="default"/>
+      </w:rPr>
+    </w:lvl>
+    <w:lvl w:ilvl="4" w:tplc="04090003" w:tentative="1">
+      <w:start w:val="1"/>
+      <w:numFmt w:val="bullet"/>
+      <w:lvlText w:val="o"/>
+      <w:lvlJc w:val="left"/>
+      <w:pPr>
+        <w:ind w:left="3600" w:hanging="360"/>
+      </w:pPr>
+      <w:rPr>
+        <w:rFonts w:ascii="Courier New" w:hAnsi="Courier New" w:cs="Courier New" w:hint="default"/>
+      </w:rPr>
+    </w:lvl>
+    <w:lvl w:ilvl="5" w:tplc="04090005" w:tentative="1">
+      <w:start w:val="1"/>
+      <w:numFmt w:val="bullet"/>
+      <w:lvlText w:val=""/>
+      <w:lvlJc w:val="left"/>
+      <w:pPr>
+        <w:ind w:left="4320" w:hanging="360"/>
+      </w:pPr>
+      <w:rPr>
+        <w:rFonts w:ascii="Wingdings" w:hAnsi="Wingdings" w:hint="default"/>
+      </w:rPr>
+    </w:lvl>
+    <w:lvl w:ilvl="6" w:tplc="04090001" w:tentative="1">
+      <w:start w:val="1"/>
+      <w:numFmt w:val="bullet"/>
+      <w:lvlText w:val=""/>
+      <w:lvlJc w:val="left"/>
+      <w:pPr>
+        <w:ind w:left="5040" w:hanging="360"/>
+      </w:pPr>
+      <w:rPr>
+        <w:rFonts w:ascii="Symbol" w:hAnsi="Symbol" w:hint="default"/>
+      </w:rPr>
+    </w:lvl>
+    <w:lvl w:ilvl="7" w:tplc="04090003" w:tentative="1">
+      <w:start w:val="1"/>
+      <w:numFmt w:val="bullet"/>
+      <w:lvlText w:val="o"/>
+      <w:lvlJc w:val="left"/>
+      <w:pPr>
+        <w:ind w:left="5760" w:hanging="360"/>
+      </w:pPr>
+      <w:rPr>
+        <w:rFonts w:ascii="Courier New" w:hAnsi="Courier New" w:cs="Courier New" w:hint="default"/>
+      </w:rPr>
+    </w:lvl>
+    <w:lvl w:ilvl="8" w:tplc="04090005" w:tentative="1">
+      <w:start w:val="1"/>
+      <w:numFmt w:val="bullet"/>
+      <w:lvlText w:val=""/>
+      <w:lvlJc w:val="left"/>
+      <w:pPr>
+        <w:ind w:left="6480" w:hanging="360"/>
+      </w:pPr>
+      <w:rPr>
+        <w:rFonts w:ascii="Wingdings" w:hAnsi="Wingdings" w:hint="default"/>
+      </w:rPr>
+    </w:lvl>
+  </w:abstractNum>
+  <w:abstractNum w:abstractNumId="6" w15:restartNumberingAfterBreak="0">
     <w:nsid w:val="2226412D"/>
     <w:multiLevelType w:val="hybridMultilevel"/>
     <w:tmpl w:val="1DD285AE"/>
@@ -2319,7 +2672,7 @@
       </w:rPr>
     </w:lvl>
   </w:abstractNum>
-  <w:abstractNum w:abstractNumId="6" w15:restartNumberingAfterBreak="0">
+  <w:abstractNum w:abstractNumId="7" w15:restartNumberingAfterBreak="0">
     <w:nsid w:val="2A10688A"/>
     <w:multiLevelType w:val="hybridMultilevel"/>
     <w:tmpl w:val="7ACE98B0"/>
@@ -2432,7 +2785,7 @@
       </w:rPr>
     </w:lvl>
   </w:abstractNum>
-  <w:abstractNum w:abstractNumId="7" w15:restartNumberingAfterBreak="0">
+  <w:abstractNum w:abstractNumId="8" w15:restartNumberingAfterBreak="0">
     <w:nsid w:val="2DEC7A5F"/>
     <w:multiLevelType w:val="hybridMultilevel"/>
     <w:tmpl w:val="B3B49DF8"/>
@@ -2545,7 +2898,7 @@
       </w:rPr>
     </w:lvl>
   </w:abstractNum>
-  <w:abstractNum w:abstractNumId="8" w15:restartNumberingAfterBreak="0">
+  <w:abstractNum w:abstractNumId="9" w15:restartNumberingAfterBreak="0">
     <w:nsid w:val="2DF72354"/>
     <w:multiLevelType w:val="hybridMultilevel"/>
     <w:tmpl w:val="2C2C0ABE"/>
@@ -2658,7 +3011,7 @@
       </w:rPr>
     </w:lvl>
   </w:abstractNum>
-  <w:abstractNum w:abstractNumId="9" w15:restartNumberingAfterBreak="0">
+  <w:abstractNum w:abstractNumId="10" w15:restartNumberingAfterBreak="0">
     <w:nsid w:val="2FDD6934"/>
     <w:multiLevelType w:val="hybridMultilevel"/>
     <w:tmpl w:val="61F0C428"/>
@@ -2771,7 +3124,7 @@
       </w:rPr>
     </w:lvl>
   </w:abstractNum>
-  <w:abstractNum w:abstractNumId="10" w15:restartNumberingAfterBreak="0">
+  <w:abstractNum w:abstractNumId="11" w15:restartNumberingAfterBreak="0">
     <w:nsid w:val="34055CA3"/>
     <w:multiLevelType w:val="hybridMultilevel"/>
     <w:tmpl w:val="017C3116"/>
@@ -2885,7 +3238,7 @@
       </w:rPr>
     </w:lvl>
   </w:abstractNum>
-  <w:abstractNum w:abstractNumId="11" w15:restartNumberingAfterBreak="0">
+  <w:abstractNum w:abstractNumId="12" w15:restartNumberingAfterBreak="0">
     <w:nsid w:val="35680CFC"/>
     <w:multiLevelType w:val="hybridMultilevel"/>
     <w:tmpl w:val="107A9D70"/>
@@ -2998,7 +3351,7 @@
       </w:rPr>
     </w:lvl>
   </w:abstractNum>
-  <w:abstractNum w:abstractNumId="12" w15:restartNumberingAfterBreak="0">
+  <w:abstractNum w:abstractNumId="13" w15:restartNumberingAfterBreak="0">
     <w:nsid w:val="38BD6A5B"/>
     <w:multiLevelType w:val="hybridMultilevel"/>
     <w:tmpl w:val="ECC2899C"/>
@@ -3111,7 +3464,7 @@
       </w:rPr>
     </w:lvl>
   </w:abstractNum>
-  <w:abstractNum w:abstractNumId="13" w15:restartNumberingAfterBreak="0">
+  <w:abstractNum w:abstractNumId="14" w15:restartNumberingAfterBreak="0">
     <w:nsid w:val="38DE5AB6"/>
     <w:multiLevelType w:val="hybridMultilevel"/>
     <w:tmpl w:val="E03AD548"/>
@@ -3225,7 +3578,7 @@
       </w:rPr>
     </w:lvl>
   </w:abstractNum>
-  <w:abstractNum w:abstractNumId="14" w15:restartNumberingAfterBreak="0">
+  <w:abstractNum w:abstractNumId="15" w15:restartNumberingAfterBreak="0">
     <w:nsid w:val="3D482806"/>
     <w:multiLevelType w:val="hybridMultilevel"/>
     <w:tmpl w:val="B29CA2C2"/>
@@ -3337,7 +3690,7 @@
       </w:rPr>
     </w:lvl>
   </w:abstractNum>
-  <w:abstractNum w:abstractNumId="15" w15:restartNumberingAfterBreak="0">
+  <w:abstractNum w:abstractNumId="16" w15:restartNumberingAfterBreak="0">
     <w:nsid w:val="3E161256"/>
     <w:multiLevelType w:val="hybridMultilevel"/>
     <w:tmpl w:val="538CB080"/>
@@ -3450,7 +3803,7 @@
       </w:rPr>
     </w:lvl>
   </w:abstractNum>
-  <w:abstractNum w:abstractNumId="16" w15:restartNumberingAfterBreak="0">
+  <w:abstractNum w:abstractNumId="17" w15:restartNumberingAfterBreak="0">
     <w:nsid w:val="41687A14"/>
     <w:multiLevelType w:val="hybridMultilevel"/>
     <w:tmpl w:val="5DA05AD2"/>
@@ -3563,7 +3916,7 @@
       </w:rPr>
     </w:lvl>
   </w:abstractNum>
-  <w:abstractNum w:abstractNumId="17" w15:restartNumberingAfterBreak="0">
+  <w:abstractNum w:abstractNumId="18" w15:restartNumberingAfterBreak="0">
     <w:nsid w:val="41814385"/>
     <w:multiLevelType w:val="hybridMultilevel"/>
     <w:tmpl w:val="17E039CA"/>
@@ -3676,7 +4029,7 @@
       </w:rPr>
     </w:lvl>
   </w:abstractNum>
-  <w:abstractNum w:abstractNumId="18" w15:restartNumberingAfterBreak="0">
+  <w:abstractNum w:abstractNumId="19" w15:restartNumberingAfterBreak="0">
     <w:nsid w:val="42F86B1C"/>
     <w:multiLevelType w:val="hybridMultilevel"/>
     <w:tmpl w:val="ACAAA028"/>
@@ -3789,7 +4142,120 @@
       </w:rPr>
     </w:lvl>
   </w:abstractNum>
-  <w:abstractNum w:abstractNumId="19" w15:restartNumberingAfterBreak="0">
+  <w:abstractNum w:abstractNumId="20" w15:restartNumberingAfterBreak="0">
+    <w:nsid w:val="45C440EF"/>
+    <w:multiLevelType w:val="hybridMultilevel"/>
+    <w:tmpl w:val="AA7250A2"/>
+    <w:lvl w:ilvl="0" w:tplc="0409000D">
+      <w:start w:val="1"/>
+      <w:numFmt w:val="bullet"/>
+      <w:lvlText w:val=""/>
+      <w:lvlJc w:val="left"/>
+      <w:pPr>
+        <w:ind w:left="1476" w:hanging="360"/>
+      </w:pPr>
+      <w:rPr>
+        <w:rFonts w:ascii="Wingdings" w:hAnsi="Wingdings" w:hint="default"/>
+      </w:rPr>
+    </w:lvl>
+    <w:lvl w:ilvl="1" w:tplc="04090003" w:tentative="1">
+      <w:start w:val="1"/>
+      <w:numFmt w:val="bullet"/>
+      <w:lvlText w:val="o"/>
+      <w:lvlJc w:val="left"/>
+      <w:pPr>
+        <w:ind w:left="2196" w:hanging="360"/>
+      </w:pPr>
+      <w:rPr>
+        <w:rFonts w:ascii="Courier New" w:hAnsi="Courier New" w:cs="Courier New" w:hint="default"/>
+      </w:rPr>
+    </w:lvl>
+    <w:lvl w:ilvl="2" w:tplc="04090005" w:tentative="1">
+      <w:start w:val="1"/>
+      <w:numFmt w:val="bullet"/>
+      <w:lvlText w:val=""/>
+      <w:lvlJc w:val="left"/>
+      <w:pPr>
+        <w:ind w:left="2916" w:hanging="360"/>
+      </w:pPr>
+      <w:rPr>
+        <w:rFonts w:ascii="Wingdings" w:hAnsi="Wingdings" w:hint="default"/>
+      </w:rPr>
+    </w:lvl>
+    <w:lvl w:ilvl="3" w:tplc="04090001" w:tentative="1">
+      <w:start w:val="1"/>
+      <w:numFmt w:val="bullet"/>
+      <w:lvlText w:val=""/>
+      <w:lvlJc w:val="left"/>
+      <w:pPr>
+        <w:ind w:left="3636" w:hanging="360"/>
+      </w:pPr>
+      <w:rPr>
+        <w:rFonts w:ascii="Symbol" w:hAnsi="Symbol" w:hint="default"/>
+      </w:rPr>
+    </w:lvl>
+    <w:lvl w:ilvl="4" w:tplc="04090003" w:tentative="1">
+      <w:start w:val="1"/>
+      <w:numFmt w:val="bullet"/>
+      <w:lvlText w:val="o"/>
+      <w:lvlJc w:val="left"/>
+      <w:pPr>
+        <w:ind w:left="4356" w:hanging="360"/>
+      </w:pPr>
+      <w:rPr>
+        <w:rFonts w:ascii="Courier New" w:hAnsi="Courier New" w:cs="Courier New" w:hint="default"/>
+      </w:rPr>
+    </w:lvl>
+    <w:lvl w:ilvl="5" w:tplc="04090005" w:tentative="1">
+      <w:start w:val="1"/>
+      <w:numFmt w:val="bullet"/>
+      <w:lvlText w:val=""/>
+      <w:lvlJc w:val="left"/>
+      <w:pPr>
+        <w:ind w:left="5076" w:hanging="360"/>
+      </w:pPr>
+      <w:rPr>
+        <w:rFonts w:ascii="Wingdings" w:hAnsi="Wingdings" w:hint="default"/>
+      </w:rPr>
+    </w:lvl>
+    <w:lvl w:ilvl="6" w:tplc="04090001" w:tentative="1">
+      <w:start w:val="1"/>
+      <w:numFmt w:val="bullet"/>
+      <w:lvlText w:val=""/>
+      <w:lvlJc w:val="left"/>
+      <w:pPr>
+        <w:ind w:left="5796" w:hanging="360"/>
+      </w:pPr>
+      <w:rPr>
+        <w:rFonts w:ascii="Symbol" w:hAnsi="Symbol" w:hint="default"/>
+      </w:rPr>
+    </w:lvl>
+    <w:lvl w:ilvl="7" w:tplc="04090003" w:tentative="1">
+      <w:start w:val="1"/>
+      <w:numFmt w:val="bullet"/>
+      <w:lvlText w:val="o"/>
+      <w:lvlJc w:val="left"/>
+      <w:pPr>
+        <w:ind w:left="6516" w:hanging="360"/>
+      </w:pPr>
+      <w:rPr>
+        <w:rFonts w:ascii="Courier New" w:hAnsi="Courier New" w:cs="Courier New" w:hint="default"/>
+      </w:rPr>
+    </w:lvl>
+    <w:lvl w:ilvl="8" w:tplc="04090005" w:tentative="1">
+      <w:start w:val="1"/>
+      <w:numFmt w:val="bullet"/>
+      <w:lvlText w:val=""/>
+      <w:lvlJc w:val="left"/>
+      <w:pPr>
+        <w:ind w:left="7236" w:hanging="360"/>
+      </w:pPr>
+      <w:rPr>
+        <w:rFonts w:ascii="Wingdings" w:hAnsi="Wingdings" w:hint="default"/>
+      </w:rPr>
+    </w:lvl>
+  </w:abstractNum>
+  <w:abstractNum w:abstractNumId="21" w15:restartNumberingAfterBreak="0">
     <w:nsid w:val="49D95040"/>
     <w:multiLevelType w:val="hybridMultilevel"/>
     <w:tmpl w:val="D4429696"/>
@@ -3902,7 +4368,7 @@
       </w:rPr>
     </w:lvl>
   </w:abstractNum>
-  <w:abstractNum w:abstractNumId="20" w15:restartNumberingAfterBreak="0">
+  <w:abstractNum w:abstractNumId="22" w15:restartNumberingAfterBreak="0">
     <w:nsid w:val="4C657878"/>
     <w:multiLevelType w:val="hybridMultilevel"/>
     <w:tmpl w:val="FCAA8D96"/>
@@ -4015,7 +4481,7 @@
       </w:rPr>
     </w:lvl>
   </w:abstractNum>
-  <w:abstractNum w:abstractNumId="21" w15:restartNumberingAfterBreak="0">
+  <w:abstractNum w:abstractNumId="23" w15:restartNumberingAfterBreak="0">
     <w:nsid w:val="4E5C6DF1"/>
     <w:multiLevelType w:val="hybridMultilevel"/>
     <w:tmpl w:val="055E5BCA"/>
@@ -4128,7 +4594,7 @@
       </w:rPr>
     </w:lvl>
   </w:abstractNum>
-  <w:abstractNum w:abstractNumId="22" w15:restartNumberingAfterBreak="0">
+  <w:abstractNum w:abstractNumId="24" w15:restartNumberingAfterBreak="0">
     <w:nsid w:val="4F2D3A26"/>
     <w:multiLevelType w:val="hybridMultilevel"/>
     <w:tmpl w:val="4A9A6ACA"/>
@@ -4241,7 +4707,7 @@
       </w:rPr>
     </w:lvl>
   </w:abstractNum>
-  <w:abstractNum w:abstractNumId="23" w15:restartNumberingAfterBreak="0">
+  <w:abstractNum w:abstractNumId="25" w15:restartNumberingAfterBreak="0">
     <w:nsid w:val="500172C0"/>
     <w:multiLevelType w:val="hybridMultilevel"/>
     <w:tmpl w:val="0F0211A8"/>
@@ -4354,7 +4820,7 @@
       </w:rPr>
     </w:lvl>
   </w:abstractNum>
-  <w:abstractNum w:abstractNumId="24" w15:restartNumberingAfterBreak="0">
+  <w:abstractNum w:abstractNumId="26" w15:restartNumberingAfterBreak="0">
     <w:nsid w:val="52EF5AE7"/>
     <w:multiLevelType w:val="hybridMultilevel"/>
     <w:tmpl w:val="221017BA"/>
@@ -4467,7 +4933,7 @@
       </w:rPr>
     </w:lvl>
   </w:abstractNum>
-  <w:abstractNum w:abstractNumId="25" w15:restartNumberingAfterBreak="0">
+  <w:abstractNum w:abstractNumId="27" w15:restartNumberingAfterBreak="0">
     <w:nsid w:val="5F615190"/>
     <w:multiLevelType w:val="hybridMultilevel"/>
     <w:tmpl w:val="70003E2E"/>
@@ -4580,7 +5046,7 @@
       </w:rPr>
     </w:lvl>
   </w:abstractNum>
-  <w:abstractNum w:abstractNumId="26" w15:restartNumberingAfterBreak="0">
+  <w:abstractNum w:abstractNumId="28" w15:restartNumberingAfterBreak="0">
     <w:nsid w:val="64740015"/>
     <w:multiLevelType w:val="hybridMultilevel"/>
     <w:tmpl w:val="52A032FA"/>
@@ -4693,7 +5159,7 @@
       </w:rPr>
     </w:lvl>
   </w:abstractNum>
-  <w:abstractNum w:abstractNumId="27" w15:restartNumberingAfterBreak="0">
+  <w:abstractNum w:abstractNumId="29" w15:restartNumberingAfterBreak="0">
     <w:nsid w:val="668E263E"/>
     <w:multiLevelType w:val="hybridMultilevel"/>
     <w:tmpl w:val="B1907F5E"/>
@@ -4806,7 +5272,7 @@
       </w:rPr>
     </w:lvl>
   </w:abstractNum>
-  <w:abstractNum w:abstractNumId="28" w15:restartNumberingAfterBreak="0">
+  <w:abstractNum w:abstractNumId="30" w15:restartNumberingAfterBreak="0">
     <w:nsid w:val="6ADB14DF"/>
     <w:multiLevelType w:val="hybridMultilevel"/>
     <w:tmpl w:val="E440E932"/>
@@ -4919,7 +5385,7 @@
       </w:rPr>
     </w:lvl>
   </w:abstractNum>
-  <w:abstractNum w:abstractNumId="29" w15:restartNumberingAfterBreak="0">
+  <w:abstractNum w:abstractNumId="31" w15:restartNumberingAfterBreak="0">
     <w:nsid w:val="718265CA"/>
     <w:multiLevelType w:val="hybridMultilevel"/>
     <w:tmpl w:val="98F43340"/>
@@ -5032,7 +5498,7 @@
       </w:rPr>
     </w:lvl>
   </w:abstractNum>
-  <w:abstractNum w:abstractNumId="30" w15:restartNumberingAfterBreak="0">
+  <w:abstractNum w:abstractNumId="32" w15:restartNumberingAfterBreak="0">
     <w:nsid w:val="7790326F"/>
     <w:multiLevelType w:val="hybridMultilevel"/>
     <w:tmpl w:val="215ABAA4"/>
@@ -5146,28 +5612,28 @@
     </w:lvl>
   </w:abstractNum>
   <w:num w:numId="1" w16cid:durableId="411778641">
-    <w:abstractNumId w:val="26"/>
+    <w:abstractNumId w:val="28"/>
   </w:num>
   <w:num w:numId="2" w16cid:durableId="947809985">
-    <w:abstractNumId w:val="8"/>
+    <w:abstractNumId w:val="9"/>
   </w:num>
   <w:num w:numId="3" w16cid:durableId="164824842">
-    <w:abstractNumId w:val="18"/>
+    <w:abstractNumId w:val="19"/>
   </w:num>
   <w:num w:numId="4" w16cid:durableId="1572277202">
-    <w:abstractNumId w:val="9"/>
+    <w:abstractNumId w:val="10"/>
   </w:num>
   <w:num w:numId="5" w16cid:durableId="477380662">
-    <w:abstractNumId w:val="5"/>
+    <w:abstractNumId w:val="6"/>
   </w:num>
   <w:num w:numId="6" w16cid:durableId="35274006">
-    <w:abstractNumId w:val="6"/>
+    <w:abstractNumId w:val="7"/>
   </w:num>
   <w:num w:numId="7" w16cid:durableId="99616492">
-    <w:abstractNumId w:val="15"/>
+    <w:abstractNumId w:val="16"/>
   </w:num>
   <w:num w:numId="8" w16cid:durableId="388654761">
-    <w:abstractNumId w:val="11"/>
+    <w:abstractNumId w:val="12"/>
   </w:num>
   <w:num w:numId="9" w16cid:durableId="1530532768">
     <w:abstractNumId w:val="1"/>
@@ -5176,43 +5642,43 @@
     <w:abstractNumId w:val="0"/>
   </w:num>
   <w:num w:numId="11" w16cid:durableId="1941404648">
-    <w:abstractNumId w:val="16"/>
+    <w:abstractNumId w:val="17"/>
   </w:num>
   <w:num w:numId="12" w16cid:durableId="893734812">
-    <w:abstractNumId w:val="28"/>
+    <w:abstractNumId w:val="30"/>
   </w:num>
   <w:num w:numId="13" w16cid:durableId="1428188695">
-    <w:abstractNumId w:val="19"/>
+    <w:abstractNumId w:val="21"/>
   </w:num>
   <w:num w:numId="14" w16cid:durableId="1961567365">
-    <w:abstractNumId w:val="12"/>
+    <w:abstractNumId w:val="13"/>
   </w:num>
   <w:num w:numId="15" w16cid:durableId="1512261041">
+    <w:abstractNumId w:val="25"/>
+  </w:num>
+  <w:num w:numId="16" w16cid:durableId="129134688">
+    <w:abstractNumId w:val="26"/>
+  </w:num>
+  <w:num w:numId="17" w16cid:durableId="41100445">
+    <w:abstractNumId w:val="24"/>
+  </w:num>
+  <w:num w:numId="18" w16cid:durableId="1953434165">
     <w:abstractNumId w:val="23"/>
   </w:num>
-  <w:num w:numId="16" w16cid:durableId="129134688">
-    <w:abstractNumId w:val="24"/>
-  </w:num>
-  <w:num w:numId="17" w16cid:durableId="41100445">
-    <w:abstractNumId w:val="22"/>
-  </w:num>
-  <w:num w:numId="18" w16cid:durableId="1953434165">
-    <w:abstractNumId w:val="21"/>
-  </w:num>
   <w:num w:numId="19" w16cid:durableId="1496064861">
-    <w:abstractNumId w:val="27"/>
+    <w:abstractNumId w:val="29"/>
   </w:num>
   <w:num w:numId="20" w16cid:durableId="1504051671">
-    <w:abstractNumId w:val="17"/>
+    <w:abstractNumId w:val="18"/>
   </w:num>
   <w:num w:numId="21" w16cid:durableId="727262107">
-    <w:abstractNumId w:val="14"/>
+    <w:abstractNumId w:val="15"/>
   </w:num>
   <w:num w:numId="22" w16cid:durableId="1736511794">
-    <w:abstractNumId w:val="29"/>
+    <w:abstractNumId w:val="31"/>
   </w:num>
   <w:num w:numId="23" w16cid:durableId="599874453">
-    <w:abstractNumId w:val="20"/>
+    <w:abstractNumId w:val="22"/>
   </w:num>
   <w:num w:numId="24" w16cid:durableId="391931600">
     <w:abstractNumId w:val="4"/>
@@ -5224,19 +5690,25 @@
     <w:abstractNumId w:val="2"/>
   </w:num>
   <w:num w:numId="27" w16cid:durableId="755711361">
-    <w:abstractNumId w:val="7"/>
+    <w:abstractNumId w:val="8"/>
   </w:num>
   <w:num w:numId="28" w16cid:durableId="1373115058">
-    <w:abstractNumId w:val="30"/>
+    <w:abstractNumId w:val="32"/>
   </w:num>
   <w:num w:numId="29" w16cid:durableId="298612315">
-    <w:abstractNumId w:val="25"/>
+    <w:abstractNumId w:val="27"/>
   </w:num>
   <w:num w:numId="30" w16cid:durableId="491335600">
-    <w:abstractNumId w:val="10"/>
+    <w:abstractNumId w:val="11"/>
   </w:num>
   <w:num w:numId="31" w16cid:durableId="1772820555">
-    <w:abstractNumId w:val="13"/>
+    <w:abstractNumId w:val="14"/>
+  </w:num>
+  <w:num w:numId="32" w16cid:durableId="184485081">
+    <w:abstractNumId w:val="5"/>
+  </w:num>
+  <w:num w:numId="33" w16cid:durableId="757674929">
+    <w:abstractNumId w:val="20"/>
   </w:num>
   <w:numIdMacAtCleanup w:val="11"/>
 </w:numbering>

--- a/Quotations/Holdi Festival Noor Mahal/Quotation Without Budget.docx
+++ b/Quotations/Holdi Festival Noor Mahal/Quotation Without Budget.docx
@@ -151,7 +151,63 @@
                   <w14:round/>
                 </w14:textOutline>
               </w:rPr>
-              <w:t>Holi Event</w:t>
+              <w:t>Holi</w:t>
+            </w:r>
+            <w:r>
+              <w:rPr>
+                <w:rStyle w:val="IntenseEmphasis"/>
+                <w:rFonts w:asciiTheme="minorHAnsi" w:hAnsiTheme="minorHAnsi" w:cstheme="minorHAnsi"/>
+                <w:i w:val="0"/>
+                <w:iCs w:val="0"/>
+                <w:color w:val="000000" w:themeColor="text1"/>
+                <w:sz w:val="28"/>
+                <w:szCs w:val="28"/>
+                <w14:shadow w14:blurRad="38100" w14:dist="19050" w14:dir="2700000" w14:sx="100000" w14:sy="100000" w14:kx="0" w14:ky="0" w14:algn="tl">
+                  <w14:schemeClr w14:val="dk1">
+                    <w14:alpha w14:val="60000"/>
+                  </w14:schemeClr>
+                </w14:shadow>
+                <w14:textOutline w14:w="0" w14:cap="flat" w14:cmpd="sng" w14:algn="ctr">
+                  <w14:noFill/>
+                  <w14:prstDash w14:val="solid"/>
+                  <w14:round/>
+                </w14:textOutline>
+              </w:rPr>
+              <w:t xml:space="preserve"> </w:t>
+            </w:r>
+            <w:r>
+              <w:rPr>
+                <w:rStyle w:val="IntenseEmphasis"/>
+                <w:rFonts w:asciiTheme="minorHAnsi" w:hAnsiTheme="minorHAnsi" w:cstheme="minorHAnsi"/>
+                <w:i w:val="0"/>
+                <w:iCs w:val="0"/>
+                <w:color w:val="000000" w:themeColor="text1"/>
+                <w:sz w:val="28"/>
+                <w:szCs w:val="28"/>
+                <w14:shadow w14:blurRad="38100" w14:dist="19050" w14:dir="2700000" w14:sx="100000" w14:sy="100000" w14:kx="0" w14:ky="0" w14:algn="tl">
+                  <w14:schemeClr w14:val="dk1">
+                    <w14:alpha w14:val="60000"/>
+                  </w14:schemeClr>
+                </w14:shadow>
+                <w14:textOutline w14:w="0" w14:cap="flat" w14:cmpd="sng" w14:algn="ctr">
+                  <w14:noFill/>
+                  <w14:prstDash w14:val="solid"/>
+                  <w14:round/>
+                </w14:textOutline>
+              </w:rPr>
+              <w:t>Ce</w:t>
+            </w:r>
+            <w:r>
+              <w:rPr>
+                <w:rStyle w:val="IntenseEmphasis"/>
+                <w:rFonts w:asciiTheme="minorHAnsi" w:hAnsiTheme="minorHAnsi" w:cstheme="minorHAnsi"/>
+                <w:i w:val="0"/>
+                <w:iCs w:val="0"/>
+                <w:color w:val="000000" w:themeColor="text1"/>
+                <w:sz w:val="28"/>
+                <w:szCs w:val="28"/>
+              </w:rPr>
+              <w:t>lebration</w:t>
             </w:r>
           </w:p>
         </w:tc>
@@ -530,7 +586,47 @@
                   <w14:round/>
                 </w14:textOutline>
               </w:rPr>
-              <w:t>09:00 AM</w:t>
+              <w:t>0</w:t>
+            </w:r>
+            <w:r>
+              <w:rPr>
+                <w:rFonts w:ascii="Abadi" w:eastAsiaTheme="majorEastAsia" w:hAnsi="Abadi" w:cs="ADLaM Display"/>
+                <w:bCs/>
+                <w:color w:val="385623" w:themeColor="accent6" w:themeShade="80"/>
+                <w:sz w:val="36"/>
+                <w:szCs w:val="36"/>
+                <w14:shadow w14:blurRad="38100" w14:dist="19050" w14:dir="2700000" w14:sx="100000" w14:sy="100000" w14:kx="0" w14:ky="0" w14:algn="tl">
+                  <w14:schemeClr w14:val="dk1">
+                    <w14:alpha w14:val="60000"/>
+                  </w14:schemeClr>
+                </w14:shadow>
+                <w14:textOutline w14:w="0" w14:cap="flat" w14:cmpd="sng" w14:algn="ctr">
+                  <w14:noFill/>
+                  <w14:prstDash w14:val="solid"/>
+                  <w14:round/>
+                </w14:textOutline>
+              </w:rPr>
+              <w:t>8</w:t>
+            </w:r>
+            <w:r>
+              <w:rPr>
+                <w:rFonts w:ascii="Abadi" w:eastAsiaTheme="majorEastAsia" w:hAnsi="Abadi" w:cs="ADLaM Display"/>
+                <w:bCs/>
+                <w:color w:val="385623" w:themeColor="accent6" w:themeShade="80"/>
+                <w:sz w:val="36"/>
+                <w:szCs w:val="36"/>
+                <w14:shadow w14:blurRad="38100" w14:dist="19050" w14:dir="2700000" w14:sx="100000" w14:sy="100000" w14:kx="0" w14:ky="0" w14:algn="tl">
+                  <w14:schemeClr w14:val="dk1">
+                    <w14:alpha w14:val="60000"/>
+                  </w14:schemeClr>
+                </w14:shadow>
+                <w14:textOutline w14:w="0" w14:cap="flat" w14:cmpd="sng" w14:algn="ctr">
+                  <w14:noFill/>
+                  <w14:prstDash w14:val="solid"/>
+                  <w14:round/>
+                </w14:textOutline>
+              </w:rPr>
+              <w:t>:00 AM</w:t>
             </w:r>
           </w:p>
         </w:tc>
@@ -580,6 +676,11 @@
           </w:tcPr>
           <w:p>
             <w:pPr>
+              <w:pStyle w:val="ListParagraph"/>
+              <w:numPr>
+                <w:ilvl w:val="0"/>
+                <w:numId w:val="21"/>
+              </w:numPr>
               <w:rPr>
                 <w:rStyle w:val="IntenseEmphasis"/>
                 <w:rFonts w:eastAsia="Calibri Light"/>
@@ -588,8 +689,83 @@
                 <w:i w:val="0"/>
                 <w:iCs w:val="0"/>
                 <w:color w:val="000000" w:themeColor="text1"/>
-                <w:sz w:val="28"/>
-                <w:szCs w:val="28"/>
+                <w:sz w:val="24"/>
+                <w:szCs w:val="24"/>
+                <w14:shadow w14:blurRad="38100" w14:dist="19050" w14:dir="2700000" w14:sx="100000" w14:sy="100000" w14:kx="0" w14:ky="0" w14:algn="tl">
+                  <w14:schemeClr w14:val="dk1">
+                    <w14:alpha w14:val="60000"/>
+                  </w14:schemeClr>
+                </w14:shadow>
+                <w14:textOutline w14:w="0" w14:cap="flat" w14:cmpd="sng" w14:algn="ctr">
+                  <w14:noFill/>
+                  <w14:prstDash w14:val="solid"/>
+                  <w14:round/>
+                </w14:textOutline>
+              </w:rPr>
+            </w:pPr>
+            <w:r>
+              <w:rPr>
+                <w:rStyle w:val="IntenseEmphasis"/>
+                <w:rFonts w:eastAsia="Calibri Light"/>
+                <w:b w:val="0"/>
+                <w:bCs w:val="0"/>
+                <w:i w:val="0"/>
+                <w:iCs w:val="0"/>
+                <w:color w:val="000000" w:themeColor="text1"/>
+                <w:sz w:val="24"/>
+                <w:szCs w:val="24"/>
+                <w14:shadow w14:blurRad="38100" w14:dist="19050" w14:dir="2700000" w14:sx="100000" w14:sy="100000" w14:kx="0" w14:ky="0" w14:algn="tl">
+                  <w14:schemeClr w14:val="dk1">
+                    <w14:alpha w14:val="60000"/>
+                  </w14:schemeClr>
+                </w14:shadow>
+                <w14:textOutline w14:w="0" w14:cap="flat" w14:cmpd="sng" w14:algn="ctr">
+                  <w14:noFill/>
+                  <w14:prstDash w14:val="solid"/>
+                  <w14:round/>
+                </w14:textOutline>
+              </w:rPr>
+              <w:t xml:space="preserve">DJ Sound Setup – </w:t>
+            </w:r>
+            <w:r>
+              <w:rPr>
+                <w:rStyle w:val="IntenseEmphasis"/>
+                <w:rFonts w:eastAsia="Calibri Light"/>
+                <w:b w:val="0"/>
+                <w:bCs w:val="0"/>
+                <w:i w:val="0"/>
+                <w:iCs w:val="0"/>
+                <w:color w:val="000000" w:themeColor="text1"/>
+                <w:sz w:val="24"/>
+                <w:szCs w:val="24"/>
+                <w:highlight w:val="yellow"/>
+                <w14:shadow w14:blurRad="38100" w14:dist="19050" w14:dir="2700000" w14:sx="100000" w14:sy="100000" w14:kx="0" w14:ky="0" w14:algn="tl">
+                  <w14:schemeClr w14:val="dk1">
+                    <w14:alpha w14:val="60000"/>
+                  </w14:schemeClr>
+                </w14:shadow>
+                <w14:textOutline w14:w="0" w14:cap="flat" w14:cmpd="sng" w14:algn="ctr">
+                  <w14:noFill/>
+                  <w14:prstDash w14:val="solid"/>
+                  <w14:round/>
+                </w14:textOutline>
+              </w:rPr>
+              <w:t>JBL VTX A8 Series</w:t>
+            </w:r>
+          </w:p>
+          <w:p>
+            <w:pPr>
+              <w:ind w:left="360"/>
+              <w:rPr>
+                <w:rStyle w:val="IntenseEmphasis"/>
+                <w:rFonts w:eastAsia="Calibri Light"/>
+                <w:b w:val="0"/>
+                <w:bCs w:val="0"/>
+                <w:i w:val="0"/>
+                <w:iCs w:val="0"/>
+                <w:color w:val="000000" w:themeColor="text1"/>
+                <w:sz w:val="24"/>
+                <w:szCs w:val="24"/>
                 <w14:shadow w14:blurRad="38100" w14:dist="19050" w14:dir="2700000" w14:sx="100000" w14:sy="100000" w14:kx="0" w14:ky="0" w14:algn="tl">
                   <w14:schemeClr w14:val="dk1">
                     <w14:alpha w14:val="60000"/>
@@ -618,8 +794,8 @@
                 <w:i w:val="0"/>
                 <w:iCs w:val="0"/>
                 <w:color w:val="000000" w:themeColor="text1"/>
-                <w:sz w:val="28"/>
-                <w:szCs w:val="28"/>
+                <w:sz w:val="24"/>
+                <w:szCs w:val="24"/>
                 <w14:shadow w14:blurRad="38100" w14:dist="19050" w14:dir="2700000" w14:sx="100000" w14:sy="100000" w14:kx="0" w14:ky="0" w14:algn="tl">
                   <w14:schemeClr w14:val="dk1">
                     <w14:alpha w14:val="60000"/>
@@ -641,8 +817,8 @@
                 <w:i w:val="0"/>
                 <w:iCs w:val="0"/>
                 <w:color w:val="000000" w:themeColor="text1"/>
-                <w:sz w:val="28"/>
-                <w:szCs w:val="28"/>
+                <w:sz w:val="24"/>
+                <w:szCs w:val="24"/>
                 <w14:shadow w14:blurRad="38100" w14:dist="19050" w14:dir="2700000" w14:sx="100000" w14:sy="100000" w14:kx="0" w14:ky="0" w14:algn="tl">
                   <w14:schemeClr w14:val="dk1">
                     <w14:alpha w14:val="60000"/>
@@ -654,9 +830,12 @@
                   <w14:round/>
                 </w14:textOutline>
               </w:rPr>
-              <w:t xml:space="preserve">DJ </w:t>
+              <w:t xml:space="preserve">Professional Microphones </w:t>
             </w:r>
-            <w:r>
+          </w:p>
+          <w:p>
+            <w:pPr>
+              <w:pStyle w:val="ListParagraph"/>
               <w:rPr>
                 <w:rStyle w:val="IntenseEmphasis"/>
                 <w:rFonts w:eastAsia="Calibri Light"/>
@@ -665,84 +844,8 @@
                 <w:i w:val="0"/>
                 <w:iCs w:val="0"/>
                 <w:color w:val="000000" w:themeColor="text1"/>
-                <w:sz w:val="28"/>
-                <w:szCs w:val="28"/>
-                <w14:shadow w14:blurRad="38100" w14:dist="19050" w14:dir="2700000" w14:sx="100000" w14:sy="100000" w14:kx="0" w14:ky="0" w14:algn="tl">
-                  <w14:schemeClr w14:val="dk1">
-                    <w14:alpha w14:val="60000"/>
-                  </w14:schemeClr>
-                </w14:shadow>
-                <w14:textOutline w14:w="0" w14:cap="flat" w14:cmpd="sng" w14:algn="ctr">
-                  <w14:noFill/>
-                  <w14:prstDash w14:val="solid"/>
-                  <w14:round/>
-                </w14:textOutline>
-              </w:rPr>
-              <w:t>Sound Setup</w:t>
-            </w:r>
-            <w:r>
-              <w:rPr>
-                <w:rStyle w:val="IntenseEmphasis"/>
-                <w:rFonts w:eastAsia="Calibri Light"/>
-                <w:b w:val="0"/>
-                <w:bCs w:val="0"/>
-                <w:i w:val="0"/>
-                <w:iCs w:val="0"/>
-                <w:color w:val="000000" w:themeColor="text1"/>
-                <w:sz w:val="28"/>
-                <w:szCs w:val="28"/>
-                <w14:shadow w14:blurRad="38100" w14:dist="19050" w14:dir="2700000" w14:sx="100000" w14:sy="100000" w14:kx="0" w14:ky="0" w14:algn="tl">
-                  <w14:schemeClr w14:val="dk1">
-                    <w14:alpha w14:val="60000"/>
-                  </w14:schemeClr>
-                </w14:shadow>
-                <w14:textOutline w14:w="0" w14:cap="flat" w14:cmpd="sng" w14:algn="ctr">
-                  <w14:noFill/>
-                  <w14:prstDash w14:val="solid"/>
-                  <w14:round/>
-                </w14:textOutline>
-              </w:rPr>
-              <w:t xml:space="preserve"> – </w:t>
-            </w:r>
-            <w:r>
-              <w:rPr>
-                <w:rStyle w:val="IntenseEmphasis"/>
-                <w:rFonts w:eastAsia="Calibri Light"/>
-                <w:b w:val="0"/>
-                <w:bCs w:val="0"/>
-                <w:i w:val="0"/>
-                <w:iCs w:val="0"/>
-                <w:color w:val="000000" w:themeColor="text1"/>
-                <w:sz w:val="28"/>
-                <w:szCs w:val="28"/>
-                <w:highlight w:val="yellow"/>
-                <w14:shadow w14:blurRad="38100" w14:dist="19050" w14:dir="2700000" w14:sx="100000" w14:sy="100000" w14:kx="0" w14:ky="0" w14:algn="tl">
-                  <w14:schemeClr w14:val="dk1">
-                    <w14:alpha w14:val="60000"/>
-                  </w14:schemeClr>
-                </w14:shadow>
-                <w14:textOutline w14:w="0" w14:cap="flat" w14:cmpd="sng" w14:algn="ctr">
-                  <w14:noFill/>
-                  <w14:prstDash w14:val="solid"/>
-                  <w14:round/>
-                </w14:textOutline>
-              </w:rPr>
-              <w:t>JBL VTX A8 Series</w:t>
-            </w:r>
-          </w:p>
-          <w:p>
-            <w:pPr>
-              <w:ind w:left="360"/>
-              <w:rPr>
-                <w:rStyle w:val="IntenseEmphasis"/>
-                <w:rFonts w:eastAsia="Calibri Light"/>
-                <w:b w:val="0"/>
-                <w:bCs w:val="0"/>
-                <w:i w:val="0"/>
-                <w:iCs w:val="0"/>
-                <w:color w:val="000000" w:themeColor="text1"/>
-                <w:sz w:val="28"/>
-                <w:szCs w:val="28"/>
+                <w:sz w:val="24"/>
+                <w:szCs w:val="24"/>
                 <w14:shadow w14:blurRad="38100" w14:dist="19050" w14:dir="2700000" w14:sx="100000" w14:sy="100000" w14:kx="0" w14:ky="0" w14:algn="tl">
                   <w14:schemeClr w14:val="dk1">
                     <w14:alpha w14:val="60000"/>
@@ -771,8 +874,8 @@
                 <w:i w:val="0"/>
                 <w:iCs w:val="0"/>
                 <w:color w:val="000000" w:themeColor="text1"/>
-                <w:sz w:val="28"/>
-                <w:szCs w:val="28"/>
+                <w:sz w:val="24"/>
+                <w:szCs w:val="24"/>
                 <w14:shadow w14:blurRad="38100" w14:dist="19050" w14:dir="2700000" w14:sx="100000" w14:sy="100000" w14:kx="0" w14:ky="0" w14:algn="tl">
                   <w14:schemeClr w14:val="dk1">
                     <w14:alpha w14:val="60000"/>
@@ -794,8 +897,8 @@
                 <w:i w:val="0"/>
                 <w:iCs w:val="0"/>
                 <w:color w:val="000000" w:themeColor="text1"/>
-                <w:sz w:val="28"/>
-                <w:szCs w:val="28"/>
+                <w:sz w:val="24"/>
+                <w:szCs w:val="24"/>
                 <w14:shadow w14:blurRad="38100" w14:dist="19050" w14:dir="2700000" w14:sx="100000" w14:sy="100000" w14:kx="0" w14:ky="0" w14:algn="tl">
                   <w14:schemeClr w14:val="dk1">
                     <w14:alpha w14:val="60000"/>
@@ -807,12 +910,11 @@
                   <w14:round/>
                 </w14:textOutline>
               </w:rPr>
-              <w:t xml:space="preserve">Professional Microphones </w:t>
+              <w:t>Wooden Console</w:t>
             </w:r>
           </w:p>
           <w:p>
             <w:pPr>
-              <w:pStyle w:val="ListParagraph"/>
               <w:rPr>
                 <w:rStyle w:val="IntenseEmphasis"/>
                 <w:rFonts w:eastAsia="Calibri Light"/>
@@ -821,8 +923,8 @@
                 <w:i w:val="0"/>
                 <w:iCs w:val="0"/>
                 <w:color w:val="000000" w:themeColor="text1"/>
-                <w:sz w:val="28"/>
-                <w:szCs w:val="28"/>
+                <w:sz w:val="24"/>
+                <w:szCs w:val="24"/>
                 <w14:shadow w14:blurRad="38100" w14:dist="19050" w14:dir="2700000" w14:sx="100000" w14:sy="100000" w14:kx="0" w14:ky="0" w14:algn="tl">
                   <w14:schemeClr w14:val="dk1">
                     <w14:alpha w14:val="60000"/>
@@ -851,8 +953,8 @@
                 <w:i w:val="0"/>
                 <w:iCs w:val="0"/>
                 <w:color w:val="000000" w:themeColor="text1"/>
-                <w:sz w:val="28"/>
-                <w:szCs w:val="28"/>
+                <w:sz w:val="24"/>
+                <w:szCs w:val="24"/>
                 <w14:shadow w14:blurRad="38100" w14:dist="19050" w14:dir="2700000" w14:sx="100000" w14:sy="100000" w14:kx="0" w14:ky="0" w14:algn="tl">
                   <w14:schemeClr w14:val="dk1">
                     <w14:alpha w14:val="60000"/>
@@ -874,8 +976,8 @@
                 <w:i w:val="0"/>
                 <w:iCs w:val="0"/>
                 <w:color w:val="000000" w:themeColor="text1"/>
-                <w:sz w:val="28"/>
-                <w:szCs w:val="28"/>
+                <w:sz w:val="24"/>
+                <w:szCs w:val="24"/>
                 <w14:shadow w14:blurRad="38100" w14:dist="19050" w14:dir="2700000" w14:sx="100000" w14:sy="100000" w14:kx="0" w14:ky="0" w14:algn="tl">
                   <w14:schemeClr w14:val="dk1">
                     <w14:alpha w14:val="60000"/>
@@ -887,7 +989,60 @@
                   <w14:round/>
                 </w14:textOutline>
               </w:rPr>
-              <w:t>Wooden Console</w:t>
+              <w:t xml:space="preserve">Flex Dance </w:t>
+            </w:r>
+            <w:r>
+              <w:rPr>
+                <w:rFonts w:eastAsia="Calibri Light"/>
+                <w:color w:val="000000" w:themeColor="text1"/>
+                <w:sz w:val="24"/>
+                <w:szCs w:val="24"/>
+                <w14:shadow w14:blurRad="38100" w14:dist="19050" w14:dir="2700000" w14:sx="100000" w14:sy="100000" w14:kx="0" w14:ky="0" w14:algn="tl">
+                  <w14:schemeClr w14:val="dk1">
+                    <w14:alpha w14:val="60000"/>
+                  </w14:schemeClr>
+                </w14:shadow>
+                <w14:textOutline w14:w="0" w14:cap="flat" w14:cmpd="sng" w14:algn="ctr">
+                  <w14:noFill/>
+                  <w14:prstDash w14:val="solid"/>
+                  <w14:round/>
+                </w14:textOutline>
+              </w:rPr>
+              <w:t>Wooden Floor [</w:t>
+            </w:r>
+            <w:r>
+              <w:rPr>
+                <w:rStyle w:val="IntenseEmphasis"/>
+                <w:b w:val="0"/>
+                <w:bCs w:val="0"/>
+                <w:i w:val="0"/>
+                <w:iCs w:val="0"/>
+              </w:rPr>
+              <w:t>16x20</w:t>
+            </w:r>
+            <w:r>
+              <w:rPr>
+                <w:rStyle w:val="IntenseEmphasis"/>
+                <w:rFonts w:eastAsia="Calibri Light"/>
+                <w:b w:val="0"/>
+                <w:bCs w:val="0"/>
+                <w:i w:val="0"/>
+                <w:iCs w:val="0"/>
+                <w:color w:val="000000" w:themeColor="text1"/>
+                <w:sz w:val="24"/>
+                <w:szCs w:val="24"/>
+                <w14:shadow w14:blurRad="38100" w14:dist="19050" w14:dir="2700000" w14:sx="100000" w14:sy="100000" w14:kx="0" w14:ky="0" w14:algn="tl">
+                  <w14:schemeClr w14:val="dk1">
+                    <w14:alpha w14:val="60000"/>
+                  </w14:schemeClr>
+                </w14:shadow>
+                <w14:textOutline w14:w="0" w14:cap="flat" w14:cmpd="sng" w14:algn="ctr">
+                  <w14:noFill/>
+                  <w14:prstDash w14:val="solid"/>
+                  <w14:round/>
+                </w14:textOutline>
+              </w:rPr>
+              <w:t>]</w:t>
             </w:r>
           </w:p>
           <w:p>
@@ -900,8 +1055,8 @@
                 <w:i w:val="0"/>
                 <w:iCs w:val="0"/>
                 <w:color w:val="000000" w:themeColor="text1"/>
-                <w:sz w:val="28"/>
-                <w:szCs w:val="28"/>
+                <w:sz w:val="24"/>
+                <w:szCs w:val="24"/>
                 <w14:shadow w14:blurRad="38100" w14:dist="19050" w14:dir="2700000" w14:sx="100000" w14:sy="100000" w14:kx="0" w14:ky="0" w14:algn="tl">
                   <w14:schemeClr w14:val="dk1">
                     <w14:alpha w14:val="60000"/>
@@ -930,8 +1085,8 @@
                 <w:i w:val="0"/>
                 <w:iCs w:val="0"/>
                 <w:color w:val="000000" w:themeColor="text1"/>
-                <w:sz w:val="28"/>
-                <w:szCs w:val="28"/>
+                <w:sz w:val="24"/>
+                <w:szCs w:val="24"/>
                 <w14:shadow w14:blurRad="38100" w14:dist="19050" w14:dir="2700000" w14:sx="100000" w14:sy="100000" w14:kx="0" w14:ky="0" w14:algn="tl">
                   <w14:schemeClr w14:val="dk1">
                     <w14:alpha w14:val="60000"/>
@@ -953,8 +1108,8 @@
                 <w:i w:val="0"/>
                 <w:iCs w:val="0"/>
                 <w:color w:val="000000" w:themeColor="text1"/>
-                <w:sz w:val="28"/>
-                <w:szCs w:val="28"/>
+                <w:sz w:val="24"/>
+                <w:szCs w:val="24"/>
                 <w14:shadow w14:blurRad="38100" w14:dist="19050" w14:dir="2700000" w14:sx="100000" w14:sy="100000" w14:kx="0" w14:ky="0" w14:algn="tl">
                   <w14:schemeClr w14:val="dk1">
                     <w14:alpha w14:val="60000"/>
@@ -966,47 +1121,12 @@
                   <w14:round/>
                 </w14:textOutline>
               </w:rPr>
-              <w:t xml:space="preserve">Flex Dance </w:t>
+              <w:t>Sound Mixer</w:t>
             </w:r>
-            <w:r>
-              <w:rPr>
-                <w:rFonts w:eastAsia="Calibri Light"/>
-                <w:color w:val="000000" w:themeColor="text1"/>
-                <w:sz w:val="28"/>
-                <w:szCs w:val="28"/>
-                <w14:shadow w14:blurRad="38100" w14:dist="19050" w14:dir="2700000" w14:sx="100000" w14:sy="100000" w14:kx="0" w14:ky="0" w14:algn="tl">
-                  <w14:schemeClr w14:val="dk1">
-                    <w14:alpha w14:val="60000"/>
-                  </w14:schemeClr>
-                </w14:shadow>
-                <w14:textOutline w14:w="0" w14:cap="flat" w14:cmpd="sng" w14:algn="ctr">
-                  <w14:noFill/>
-                  <w14:prstDash w14:val="solid"/>
-                  <w14:round/>
-                </w14:textOutline>
-              </w:rPr>
-              <w:t xml:space="preserve">Wooden Floor </w:t>
-            </w:r>
-            <w:r>
-              <w:rPr>
-                <w:rFonts w:eastAsia="Calibri Light"/>
-                <w:color w:val="000000" w:themeColor="text1"/>
-                <w:sz w:val="28"/>
-                <w:szCs w:val="28"/>
-                <w14:shadow w14:blurRad="38100" w14:dist="19050" w14:dir="2700000" w14:sx="100000" w14:sy="100000" w14:kx="0" w14:ky="0" w14:algn="tl">
-                  <w14:schemeClr w14:val="dk1">
-                    <w14:alpha w14:val="60000"/>
-                  </w14:schemeClr>
-                </w14:shadow>
-                <w14:textOutline w14:w="0" w14:cap="flat" w14:cmpd="sng" w14:algn="ctr">
-                  <w14:noFill/>
-                  <w14:prstDash w14:val="solid"/>
-                  <w14:round/>
-                </w14:textOutline>
-              </w:rPr>
-              <w:t>[</w:t>
-            </w:r>
-            <w:r>
+          </w:p>
+          <w:p>
+            <w:pPr>
+              <w:pStyle w:val="ListParagraph"/>
               <w:rPr>
                 <w:rStyle w:val="IntenseEmphasis"/>
                 <w:rFonts w:eastAsia="Calibri Light"/>
@@ -1015,58 +1135,8 @@
                 <w:i w:val="0"/>
                 <w:iCs w:val="0"/>
                 <w:color w:val="000000" w:themeColor="text1"/>
-                <w:sz w:val="28"/>
-                <w:szCs w:val="28"/>
-                <w14:shadow w14:blurRad="38100" w14:dist="19050" w14:dir="2700000" w14:sx="100000" w14:sy="100000" w14:kx="0" w14:ky="0" w14:algn="tl">
-                  <w14:schemeClr w14:val="dk1">
-                    <w14:alpha w14:val="60000"/>
-                  </w14:schemeClr>
-                </w14:shadow>
-                <w14:textOutline w14:w="0" w14:cap="flat" w14:cmpd="sng" w14:algn="ctr">
-                  <w14:noFill/>
-                  <w14:prstDash w14:val="solid"/>
-                  <w14:round/>
-                </w14:textOutline>
-              </w:rPr>
-              <w:t>As Per Space Available</w:t>
-            </w:r>
-            <w:r>
-              <w:rPr>
-                <w:rStyle w:val="IntenseEmphasis"/>
-                <w:rFonts w:eastAsia="Calibri Light"/>
-                <w:b w:val="0"/>
-                <w:bCs w:val="0"/>
-                <w:i w:val="0"/>
-                <w:iCs w:val="0"/>
-                <w:color w:val="000000" w:themeColor="text1"/>
-                <w:sz w:val="28"/>
-                <w:szCs w:val="28"/>
-                <w14:shadow w14:blurRad="38100" w14:dist="19050" w14:dir="2700000" w14:sx="100000" w14:sy="100000" w14:kx="0" w14:ky="0" w14:algn="tl">
-                  <w14:schemeClr w14:val="dk1">
-                    <w14:alpha w14:val="60000"/>
-                  </w14:schemeClr>
-                </w14:shadow>
-                <w14:textOutline w14:w="0" w14:cap="flat" w14:cmpd="sng" w14:algn="ctr">
-                  <w14:noFill/>
-                  <w14:prstDash w14:val="solid"/>
-                  <w14:round/>
-                </w14:textOutline>
-              </w:rPr>
-              <w:t>]</w:t>
-            </w:r>
-          </w:p>
-          <w:p>
-            <w:pPr>
-              <w:rPr>
-                <w:rStyle w:val="IntenseEmphasis"/>
-                <w:rFonts w:eastAsia="Calibri Light"/>
-                <w:b w:val="0"/>
-                <w:bCs w:val="0"/>
-                <w:i w:val="0"/>
-                <w:iCs w:val="0"/>
-                <w:color w:val="000000" w:themeColor="text1"/>
-                <w:sz w:val="28"/>
-                <w:szCs w:val="28"/>
+                <w:sz w:val="24"/>
+                <w:szCs w:val="24"/>
                 <w14:shadow w14:blurRad="38100" w14:dist="19050" w14:dir="2700000" w14:sx="100000" w14:sy="100000" w14:kx="0" w14:ky="0" w14:algn="tl">
                   <w14:schemeClr w14:val="dk1">
                     <w14:alpha w14:val="60000"/>
@@ -1095,8 +1165,8 @@
                 <w:i w:val="0"/>
                 <w:iCs w:val="0"/>
                 <w:color w:val="000000" w:themeColor="text1"/>
-                <w:sz w:val="28"/>
-                <w:szCs w:val="28"/>
+                <w:sz w:val="24"/>
+                <w:szCs w:val="24"/>
                 <w14:shadow w14:blurRad="38100" w14:dist="19050" w14:dir="2700000" w14:sx="100000" w14:sy="100000" w14:kx="0" w14:ky="0" w14:algn="tl">
                   <w14:schemeClr w14:val="dk1">
                     <w14:alpha w14:val="60000"/>
@@ -1118,8 +1188,8 @@
                 <w:i w:val="0"/>
                 <w:iCs w:val="0"/>
                 <w:color w:val="000000" w:themeColor="text1"/>
-                <w:sz w:val="28"/>
-                <w:szCs w:val="28"/>
+                <w:sz w:val="24"/>
+                <w:szCs w:val="24"/>
                 <w14:shadow w14:blurRad="38100" w14:dist="19050" w14:dir="2700000" w14:sx="100000" w14:sy="100000" w14:kx="0" w14:ky="0" w14:algn="tl">
                   <w14:schemeClr w14:val="dk1">
                     <w14:alpha w14:val="60000"/>
@@ -1131,12 +1201,11 @@
                   <w14:round/>
                 </w14:textOutline>
               </w:rPr>
-              <w:t>Sound Mixer</w:t>
+              <w:t>Sound Engineer</w:t>
             </w:r>
           </w:p>
           <w:p>
             <w:pPr>
-              <w:pStyle w:val="ListParagraph"/>
               <w:rPr>
                 <w:rStyle w:val="IntenseEmphasis"/>
                 <w:rFonts w:eastAsia="Calibri Light"/>
@@ -1145,8 +1214,8 @@
                 <w:i w:val="0"/>
                 <w:iCs w:val="0"/>
                 <w:color w:val="000000" w:themeColor="text1"/>
-                <w:sz w:val="28"/>
-                <w:szCs w:val="28"/>
+                <w:sz w:val="24"/>
+                <w:szCs w:val="24"/>
                 <w14:shadow w14:blurRad="38100" w14:dist="19050" w14:dir="2700000" w14:sx="100000" w14:sy="100000" w14:kx="0" w14:ky="0" w14:algn="tl">
                   <w14:schemeClr w14:val="dk1">
                     <w14:alpha w14:val="60000"/>
@@ -1175,8 +1244,8 @@
                 <w:i w:val="0"/>
                 <w:iCs w:val="0"/>
                 <w:color w:val="000000" w:themeColor="text1"/>
-                <w:sz w:val="28"/>
-                <w:szCs w:val="28"/>
+                <w:sz w:val="24"/>
+                <w:szCs w:val="24"/>
                 <w14:shadow w14:blurRad="38100" w14:dist="19050" w14:dir="2700000" w14:sx="100000" w14:sy="100000" w14:kx="0" w14:ky="0" w14:algn="tl">
                   <w14:schemeClr w14:val="dk1">
                     <w14:alpha w14:val="60000"/>
@@ -1198,87 +1267,8 @@
                 <w:i w:val="0"/>
                 <w:iCs w:val="0"/>
                 <w:color w:val="000000" w:themeColor="text1"/>
-                <w:sz w:val="28"/>
-                <w:szCs w:val="28"/>
-                <w14:shadow w14:blurRad="38100" w14:dist="19050" w14:dir="2700000" w14:sx="100000" w14:sy="100000" w14:kx="0" w14:ky="0" w14:algn="tl">
-                  <w14:schemeClr w14:val="dk1">
-                    <w14:alpha w14:val="60000"/>
-                  </w14:schemeClr>
-                </w14:shadow>
-                <w14:textOutline w14:w="0" w14:cap="flat" w14:cmpd="sng" w14:algn="ctr">
-                  <w14:noFill/>
-                  <w14:prstDash w14:val="solid"/>
-                  <w14:round/>
-                </w14:textOutline>
-              </w:rPr>
-              <w:t>Sound Engineer</w:t>
-            </w:r>
-          </w:p>
-          <w:p>
-            <w:pPr>
-              <w:rPr>
-                <w:rStyle w:val="IntenseEmphasis"/>
-                <w:rFonts w:eastAsia="Calibri Light"/>
-                <w:b w:val="0"/>
-                <w:bCs w:val="0"/>
-                <w:i w:val="0"/>
-                <w:iCs w:val="0"/>
-                <w:color w:val="000000" w:themeColor="text1"/>
-                <w:sz w:val="28"/>
-                <w:szCs w:val="28"/>
-                <w14:shadow w14:blurRad="38100" w14:dist="19050" w14:dir="2700000" w14:sx="100000" w14:sy="100000" w14:kx="0" w14:ky="0" w14:algn="tl">
-                  <w14:schemeClr w14:val="dk1">
-                    <w14:alpha w14:val="60000"/>
-                  </w14:schemeClr>
-                </w14:shadow>
-                <w14:textOutline w14:w="0" w14:cap="flat" w14:cmpd="sng" w14:algn="ctr">
-                  <w14:noFill/>
-                  <w14:prstDash w14:val="solid"/>
-                  <w14:round/>
-                </w14:textOutline>
-              </w:rPr>
-            </w:pPr>
-          </w:p>
-          <w:p>
-            <w:pPr>
-              <w:pStyle w:val="ListParagraph"/>
-              <w:numPr>
-                <w:ilvl w:val="0"/>
-                <w:numId w:val="21"/>
-              </w:numPr>
-              <w:rPr>
-                <w:rStyle w:val="IntenseEmphasis"/>
-                <w:rFonts w:eastAsia="Calibri Light"/>
-                <w:b w:val="0"/>
-                <w:bCs w:val="0"/>
-                <w:i w:val="0"/>
-                <w:iCs w:val="0"/>
-                <w:color w:val="000000" w:themeColor="text1"/>
-                <w:sz w:val="28"/>
-                <w:szCs w:val="28"/>
-                <w14:shadow w14:blurRad="38100" w14:dist="19050" w14:dir="2700000" w14:sx="100000" w14:sy="100000" w14:kx="0" w14:ky="0" w14:algn="tl">
-                  <w14:schemeClr w14:val="dk1">
-                    <w14:alpha w14:val="60000"/>
-                  </w14:schemeClr>
-                </w14:shadow>
-                <w14:textOutline w14:w="0" w14:cap="flat" w14:cmpd="sng" w14:algn="ctr">
-                  <w14:noFill/>
-                  <w14:prstDash w14:val="solid"/>
-                  <w14:round/>
-                </w14:textOutline>
-              </w:rPr>
-            </w:pPr>
-            <w:r>
-              <w:rPr>
-                <w:rStyle w:val="IntenseEmphasis"/>
-                <w:rFonts w:eastAsia="Calibri Light"/>
-                <w:b w:val="0"/>
-                <w:bCs w:val="0"/>
-                <w:i w:val="0"/>
-                <w:iCs w:val="0"/>
-                <w:color w:val="000000" w:themeColor="text1"/>
-                <w:sz w:val="28"/>
-                <w:szCs w:val="28"/>
+                <w:sz w:val="24"/>
+                <w:szCs w:val="24"/>
                 <w14:shadow w14:blurRad="38100" w14:dist="19050" w14:dir="2700000" w14:sx="100000" w14:sy="100000" w14:kx="0" w14:ky="0" w14:algn="tl">
                   <w14:schemeClr w14:val="dk1">
                     <w14:alpha w14:val="60000"/>
@@ -1301,8 +1291,8 @@
                 <w:i w:val="0"/>
                 <w:iCs w:val="0"/>
                 <w:color w:val="000000" w:themeColor="text1"/>
-                <w:sz w:val="28"/>
-                <w:szCs w:val="28"/>
+                <w:sz w:val="24"/>
+                <w:szCs w:val="24"/>
                 <w14:shadow w14:blurRad="38100" w14:dist="19050" w14:dir="2700000" w14:sx="100000" w14:sy="100000" w14:kx="0" w14:ky="0" w14:algn="tl">
                   <w14:schemeClr w14:val="dk1">
                     <w14:alpha w14:val="60000"/>
@@ -1337,8 +1327,8 @@
                 <w:i w:val="0"/>
                 <w:iCs w:val="0"/>
                 <w:color w:val="000000" w:themeColor="text1"/>
-                <w:sz w:val="28"/>
-                <w:szCs w:val="28"/>
+                <w:sz w:val="24"/>
+                <w:szCs w:val="24"/>
                 <w14:shadow w14:blurRad="38100" w14:dist="19050" w14:dir="2700000" w14:sx="100000" w14:sy="100000" w14:kx="0" w14:ky="0" w14:algn="tl">
                   <w14:schemeClr w14:val="dk1">
                     <w14:alpha w14:val="60000"/>
@@ -1367,8 +1357,8 @@
                 <w:i w:val="0"/>
                 <w:iCs w:val="0"/>
                 <w:color w:val="ED7D31" w:themeColor="accent2"/>
-                <w:sz w:val="28"/>
-                <w:szCs w:val="28"/>
+                <w:sz w:val="24"/>
+                <w:szCs w:val="24"/>
                 <w14:shadow w14:blurRad="38100" w14:dist="19050" w14:dir="2700000" w14:sx="100000" w14:sy="100000" w14:kx="0" w14:ky="0" w14:algn="tl">
                   <w14:schemeClr w14:val="dk1">
                     <w14:alpha w14:val="60000"/>
@@ -1390,8 +1380,8 @@
                 <w:i w:val="0"/>
                 <w:iCs w:val="0"/>
                 <w:color w:val="ED7D31" w:themeColor="accent2"/>
-                <w:sz w:val="28"/>
-                <w:szCs w:val="28"/>
+                <w:sz w:val="24"/>
+                <w:szCs w:val="24"/>
                 <w14:shadow w14:blurRad="38100" w14:dist="19050" w14:dir="2700000" w14:sx="100000" w14:sy="100000" w14:kx="0" w14:ky="0" w14:algn="tl">
                   <w14:schemeClr w14:val="dk1">
                     <w14:alpha w14:val="60000"/>
@@ -1421,8 +1411,8 @@
                 <w:i w:val="0"/>
                 <w:iCs w:val="0"/>
                 <w:color w:val="000000" w:themeColor="text1"/>
-                <w:sz w:val="28"/>
-                <w:szCs w:val="28"/>
+                <w:sz w:val="24"/>
+                <w:szCs w:val="24"/>
                 <w14:shadow w14:blurRad="38100" w14:dist="19050" w14:dir="2700000" w14:sx="100000" w14:sy="100000" w14:kx="0" w14:ky="0" w14:algn="tl">
                   <w14:schemeClr w14:val="dk1">
                     <w14:alpha w14:val="60000"/>
@@ -1444,8 +1434,8 @@
                 <w:i w:val="0"/>
                 <w:iCs w:val="0"/>
                 <w:color w:val="000000" w:themeColor="text1"/>
-                <w:sz w:val="28"/>
-                <w:szCs w:val="28"/>
+                <w:sz w:val="24"/>
+                <w:szCs w:val="24"/>
                 <w14:shadow w14:blurRad="38100" w14:dist="19050" w14:dir="2700000" w14:sx="100000" w14:sy="100000" w14:kx="0" w14:ky="0" w14:algn="tl">
                   <w14:schemeClr w14:val="dk1">
                     <w14:alpha w14:val="60000"/>
@@ -1457,97 +1447,12 @@
                   <w14:round/>
                 </w14:textOutline>
               </w:rPr>
-              <w:t xml:space="preserve">Color Guns </w:t>
+              <w:t>Color Guns (10)</w:t>
             </w:r>
-            <w:r>
-              <w:rPr>
-                <w:rStyle w:val="IntenseEmphasis"/>
-                <w:rFonts w:eastAsia="Calibri Light"/>
-                <w:b w:val="0"/>
-                <w:bCs w:val="0"/>
-                <w:i w:val="0"/>
-                <w:iCs w:val="0"/>
-                <w:color w:val="000000" w:themeColor="text1"/>
-                <w:sz w:val="28"/>
-                <w:szCs w:val="28"/>
-                <w14:shadow w14:blurRad="38100" w14:dist="19050" w14:dir="2700000" w14:sx="100000" w14:sy="100000" w14:kx="0" w14:ky="0" w14:algn="tl">
-                  <w14:schemeClr w14:val="dk1">
-                    <w14:alpha w14:val="60000"/>
-                  </w14:schemeClr>
-                </w14:shadow>
-                <w14:textOutline w14:w="0" w14:cap="flat" w14:cmpd="sng" w14:algn="ctr">
-                  <w14:noFill/>
-                  <w14:prstDash w14:val="solid"/>
-                  <w14:round/>
-                </w14:textOutline>
-              </w:rPr>
-              <w:t>(</w:t>
-            </w:r>
-            <w:r>
-              <w:rPr>
-                <w:rStyle w:val="IntenseEmphasis"/>
-                <w:rFonts w:eastAsia="Calibri Light"/>
-                <w:b w:val="0"/>
-                <w:bCs w:val="0"/>
-                <w:i w:val="0"/>
-                <w:iCs w:val="0"/>
-                <w:color w:val="000000" w:themeColor="text1"/>
-                <w:sz w:val="28"/>
-                <w:szCs w:val="28"/>
-                <w14:shadow w14:blurRad="38100" w14:dist="19050" w14:dir="2700000" w14:sx="100000" w14:sy="100000" w14:kx="0" w14:ky="0" w14:algn="tl">
-                  <w14:schemeClr w14:val="dk1">
-                    <w14:alpha w14:val="60000"/>
-                  </w14:schemeClr>
-                </w14:shadow>
-                <w14:textOutline w14:w="0" w14:cap="flat" w14:cmpd="sng" w14:algn="ctr">
-                  <w14:noFill/>
-                  <w14:prstDash w14:val="solid"/>
-                  <w14:round/>
-                </w14:textOutline>
-              </w:rPr>
-              <w:t>10)</w:t>
-            </w:r>
-          </w:p>
-          <w:p>
-            <w:pPr>
-              <w:rPr>
-                <w:rStyle w:val="IntenseEmphasis"/>
-                <w:rFonts w:eastAsia="Calibri Light"/>
-                <w:b w:val="0"/>
-                <w:bCs w:val="0"/>
-                <w:i w:val="0"/>
-                <w:iCs w:val="0"/>
-                <w:color w:val="000000" w:themeColor="text1"/>
-                <w:sz w:val="28"/>
-                <w:szCs w:val="28"/>
-                <w14:shadow w14:blurRad="38100" w14:dist="19050" w14:dir="2700000" w14:sx="100000" w14:sy="100000" w14:kx="0" w14:ky="0" w14:algn="tl">
-                  <w14:schemeClr w14:val="dk1">
-                    <w14:alpha w14:val="60000"/>
-                  </w14:schemeClr>
-                </w14:shadow>
-                <w14:textOutline w14:w="0" w14:cap="flat" w14:cmpd="sng" w14:algn="ctr">
-                  <w14:noFill/>
-                  <w14:prstDash w14:val="solid"/>
-                  <w14:round/>
-                </w14:textOutline>
-              </w:rPr>
-            </w:pPr>
           </w:p>
         </w:tc>
       </w:tr>
     </w:tbl>
-    <w:p>
-      <w:pPr>
-        <w:rPr>
-          <w:rFonts w:asciiTheme="majorHAnsi" w:eastAsiaTheme="majorEastAsia" w:hAnsiTheme="majorHAnsi" w:cstheme="majorBidi"/>
-          <w:b/>
-          <w:bCs/>
-          <w:color w:val="538135" w:themeColor="accent6" w:themeShade="BF"/>
-          <w:sz w:val="28"/>
-          <w:szCs w:val="28"/>
-        </w:rPr>
-      </w:pPr>
-    </w:p>
     <w:p>
       <w:pPr>
         <w:rPr>
@@ -1569,7 +1474,6 @@
           <w:bar w:val="single" w:sz="4" w:color="auto"/>
         </w:pBdr>
         <w:shd w:val="clear" w:color="auto" w:fill="EDEDED" w:themeFill="accent3" w:themeFillTint="33"/>
-        <w:jc w:val="center"/>
         <w:rPr>
           <w:rStyle w:val="IntenseEmphasis"/>
           <w:rFonts w:eastAsia="Calibri Light"/>
@@ -1627,7 +1531,6 @@
           <w:between w:val="single" w:sz="4" w:space="1" w:color="auto"/>
           <w:bar w:val="single" w:sz="4" w:color="auto"/>
         </w:pBdr>
-        <w:jc w:val="center"/>
         <w:rPr>
           <w:rFonts w:eastAsia="Calibri Light"/>
           <w:color w:val="000000" w:themeColor="text1"/>
@@ -1673,12 +1576,628 @@
     <w:p>
       <w:pPr>
         <w:rPr>
-          <w:rFonts w:asciiTheme="majorHAnsi" w:eastAsiaTheme="majorEastAsia" w:hAnsiTheme="majorHAnsi" w:cstheme="majorBidi"/>
-          <w:b/>
-          <w:bCs/>
-          <w:color w:val="538135" w:themeColor="accent6" w:themeShade="BF"/>
+          <w:rStyle w:val="IntenseEmphasis"/>
+          <w:rFonts w:eastAsia="Calibri Light"/>
+          <w:b w:val="0"/>
+          <w:bCs w:val="0"/>
+          <w:i w:val="0"/>
+          <w:iCs w:val="0"/>
+          <w:color w:val="000000" w:themeColor="text1"/>
+          <w:sz w:val="28"/>
+          <w:szCs w:val="28"/>
+          <w14:shadow w14:blurRad="38100" w14:dist="19050" w14:dir="2700000" w14:sx="100000" w14:sy="100000" w14:kx="0" w14:ky="0" w14:algn="tl">
+            <w14:schemeClr w14:val="dk1">
+              <w14:alpha w14:val="60000"/>
+            </w14:schemeClr>
+          </w14:shadow>
+          <w14:textOutline w14:w="0" w14:cap="flat" w14:cmpd="sng" w14:algn="ctr">
+            <w14:noFill/>
+            <w14:prstDash w14:val="solid"/>
+            <w14:round/>
+          </w14:textOutline>
         </w:rPr>
       </w:pPr>
+      <w:r>
+        <w:rPr>
+          <w:rStyle w:val="IntenseEmphasis"/>
+          <w:rFonts w:eastAsia="Calibri Light"/>
+          <w:b w:val="0"/>
+          <w:bCs w:val="0"/>
+          <w:i w:val="0"/>
+          <w:iCs w:val="0"/>
+          <w:color w:val="000000" w:themeColor="text1"/>
+          <w:sz w:val="28"/>
+          <w:szCs w:val="28"/>
+          <w14:shadow w14:blurRad="38100" w14:dist="19050" w14:dir="2700000" w14:sx="100000" w14:sy="100000" w14:kx="0" w14:ky="0" w14:algn="tl">
+            <w14:schemeClr w14:val="dk1">
+              <w14:alpha w14:val="60000"/>
+            </w14:schemeClr>
+          </w14:shadow>
+          <w14:textOutline w14:w="0" w14:cap="flat" w14:cmpd="sng" w14:algn="ctr">
+            <w14:noFill/>
+            <w14:prstDash w14:val="solid"/>
+            <w14:round/>
+          </w14:textOutline>
+        </w:rPr>
+        <w:t>Date</w:t>
+      </w:r>
+      <w:r>
+        <w:rPr>
+          <w:rStyle w:val="IntenseEmphasis"/>
+          <w:rFonts w:eastAsia="Calibri Light"/>
+          <w:b w:val="0"/>
+          <w:bCs w:val="0"/>
+          <w:i w:val="0"/>
+          <w:iCs w:val="0"/>
+          <w:color w:val="000000" w:themeColor="text1"/>
+          <w:sz w:val="28"/>
+          <w:szCs w:val="28"/>
+          <w14:shadow w14:blurRad="38100" w14:dist="19050" w14:dir="2700000" w14:sx="100000" w14:sy="100000" w14:kx="0" w14:ky="0" w14:algn="tl">
+            <w14:schemeClr w14:val="dk1">
+              <w14:alpha w14:val="60000"/>
+            </w14:schemeClr>
+          </w14:shadow>
+          <w14:textOutline w14:w="0" w14:cap="flat" w14:cmpd="sng" w14:algn="ctr">
+            <w14:noFill/>
+            <w14:prstDash w14:val="solid"/>
+            <w14:round/>
+          </w14:textOutline>
+        </w:rPr>
+        <w:t xml:space="preserve"> </w:t>
+      </w:r>
+      <w:r>
+        <w:rPr>
+          <w:rStyle w:val="IntenseEmphasis"/>
+          <w:rFonts w:eastAsia="Calibri Light"/>
+          <w:b w:val="0"/>
+          <w:bCs w:val="0"/>
+          <w:i w:val="0"/>
+          <w:iCs w:val="0"/>
+          <w:color w:val="000000" w:themeColor="text1"/>
+          <w:sz w:val="28"/>
+          <w:szCs w:val="28"/>
+          <w14:shadow w14:blurRad="38100" w14:dist="19050" w14:dir="2700000" w14:sx="100000" w14:sy="100000" w14:kx="0" w14:ky="0" w14:algn="tl">
+            <w14:schemeClr w14:val="dk1">
+              <w14:alpha w14:val="60000"/>
+            </w14:schemeClr>
+          </w14:shadow>
+          <w14:textOutline w14:w="0" w14:cap="flat" w14:cmpd="sng" w14:algn="ctr">
+            <w14:noFill/>
+            <w14:prstDash w14:val="solid"/>
+            <w14:round/>
+          </w14:textOutline>
+        </w:rPr>
+        <w:tab/>
+      </w:r>
+      <w:r>
+        <w:rPr>
+          <w:rStyle w:val="IntenseEmphasis"/>
+          <w:rFonts w:eastAsia="Calibri Light"/>
+          <w:b w:val="0"/>
+          <w:bCs w:val="0"/>
+          <w:i w:val="0"/>
+          <w:iCs w:val="0"/>
+          <w:color w:val="000000" w:themeColor="text1"/>
+          <w:sz w:val="28"/>
+          <w:szCs w:val="28"/>
+          <w14:shadow w14:blurRad="38100" w14:dist="19050" w14:dir="2700000" w14:sx="100000" w14:sy="100000" w14:kx="0" w14:ky="0" w14:algn="tl">
+            <w14:schemeClr w14:val="dk1">
+              <w14:alpha w14:val="60000"/>
+            </w14:schemeClr>
+          </w14:shadow>
+          <w14:textOutline w14:w="0" w14:cap="flat" w14:cmpd="sng" w14:algn="ctr">
+            <w14:noFill/>
+            <w14:prstDash w14:val="solid"/>
+            <w14:round/>
+          </w14:textOutline>
+        </w:rPr>
+        <w:tab/>
+      </w:r>
+      <w:r>
+        <w:rPr>
+          <w:rStyle w:val="IntenseEmphasis"/>
+          <w:rFonts w:eastAsia="Calibri Light"/>
+          <w:b w:val="0"/>
+          <w:bCs w:val="0"/>
+          <w:i w:val="0"/>
+          <w:iCs w:val="0"/>
+          <w:color w:val="000000" w:themeColor="text1"/>
+          <w:sz w:val="28"/>
+          <w:szCs w:val="28"/>
+          <w14:shadow w14:blurRad="38100" w14:dist="19050" w14:dir="2700000" w14:sx="100000" w14:sy="100000" w14:kx="0" w14:ky="0" w14:algn="tl">
+            <w14:schemeClr w14:val="dk1">
+              <w14:alpha w14:val="60000"/>
+            </w14:schemeClr>
+          </w14:shadow>
+          <w14:textOutline w14:w="0" w14:cap="flat" w14:cmpd="sng" w14:algn="ctr">
+            <w14:noFill/>
+            <w14:prstDash w14:val="solid"/>
+            <w14:round/>
+          </w14:textOutline>
+        </w:rPr>
+        <w:tab/>
+      </w:r>
+      <w:r>
+        <w:rPr>
+          <w:rStyle w:val="IntenseEmphasis"/>
+          <w:rFonts w:eastAsia="Calibri Light"/>
+          <w:b w:val="0"/>
+          <w:bCs w:val="0"/>
+          <w:i w:val="0"/>
+          <w:iCs w:val="0"/>
+          <w:color w:val="000000" w:themeColor="text1"/>
+          <w:sz w:val="28"/>
+          <w:szCs w:val="28"/>
+          <w14:shadow w14:blurRad="38100" w14:dist="19050" w14:dir="2700000" w14:sx="100000" w14:sy="100000" w14:kx="0" w14:ky="0" w14:algn="tl">
+            <w14:schemeClr w14:val="dk1">
+              <w14:alpha w14:val="60000"/>
+            </w14:schemeClr>
+          </w14:shadow>
+          <w14:textOutline w14:w="0" w14:cap="flat" w14:cmpd="sng" w14:algn="ctr">
+            <w14:noFill/>
+            <w14:prstDash w14:val="solid"/>
+            <w14:round/>
+          </w14:textOutline>
+        </w:rPr>
+        <w:tab/>
+      </w:r>
+      <w:r>
+        <w:rPr>
+          <w:rStyle w:val="IntenseEmphasis"/>
+          <w:rFonts w:eastAsia="Calibri Light"/>
+          <w:b w:val="0"/>
+          <w:bCs w:val="0"/>
+          <w:i w:val="0"/>
+          <w:iCs w:val="0"/>
+          <w:color w:val="000000" w:themeColor="text1"/>
+          <w:sz w:val="28"/>
+          <w:szCs w:val="28"/>
+          <w14:shadow w14:blurRad="38100" w14:dist="19050" w14:dir="2700000" w14:sx="100000" w14:sy="100000" w14:kx="0" w14:ky="0" w14:algn="tl">
+            <w14:schemeClr w14:val="dk1">
+              <w14:alpha w14:val="60000"/>
+            </w14:schemeClr>
+          </w14:shadow>
+          <w14:textOutline w14:w="0" w14:cap="flat" w14:cmpd="sng" w14:algn="ctr">
+            <w14:noFill/>
+            <w14:prstDash w14:val="solid"/>
+            <w14:round/>
+          </w14:textOutline>
+        </w:rPr>
+        <w:tab/>
+      </w:r>
+      <w:r>
+        <w:rPr>
+          <w:rStyle w:val="IntenseEmphasis"/>
+          <w:rFonts w:eastAsia="Calibri Light"/>
+          <w:b w:val="0"/>
+          <w:bCs w:val="0"/>
+          <w:i w:val="0"/>
+          <w:iCs w:val="0"/>
+          <w:color w:val="000000" w:themeColor="text1"/>
+          <w:sz w:val="28"/>
+          <w:szCs w:val="28"/>
+          <w14:shadow w14:blurRad="38100" w14:dist="19050" w14:dir="2700000" w14:sx="100000" w14:sy="100000" w14:kx="0" w14:ky="0" w14:algn="tl">
+            <w14:schemeClr w14:val="dk1">
+              <w14:alpha w14:val="60000"/>
+            </w14:schemeClr>
+          </w14:shadow>
+          <w14:textOutline w14:w="0" w14:cap="flat" w14:cmpd="sng" w14:algn="ctr">
+            <w14:noFill/>
+            <w14:prstDash w14:val="solid"/>
+            <w14:round/>
+          </w14:textOutline>
+        </w:rPr>
+        <w:tab/>
+      </w:r>
+      <w:r>
+        <w:rPr>
+          <w:rStyle w:val="IntenseEmphasis"/>
+          <w:rFonts w:eastAsia="Calibri Light"/>
+          <w:b w:val="0"/>
+          <w:bCs w:val="0"/>
+          <w:i w:val="0"/>
+          <w:iCs w:val="0"/>
+          <w:color w:val="000000" w:themeColor="text1"/>
+          <w:sz w:val="28"/>
+          <w:szCs w:val="28"/>
+          <w14:shadow w14:blurRad="38100" w14:dist="19050" w14:dir="2700000" w14:sx="100000" w14:sy="100000" w14:kx="0" w14:ky="0" w14:algn="tl">
+            <w14:schemeClr w14:val="dk1">
+              <w14:alpha w14:val="60000"/>
+            </w14:schemeClr>
+          </w14:shadow>
+          <w14:textOutline w14:w="0" w14:cap="flat" w14:cmpd="sng" w14:algn="ctr">
+            <w14:noFill/>
+            <w14:prstDash w14:val="solid"/>
+            <w14:round/>
+          </w14:textOutline>
+        </w:rPr>
+        <w:tab/>
+      </w:r>
+      <w:r>
+        <w:rPr>
+          <w:rStyle w:val="IntenseEmphasis"/>
+          <w:rFonts w:eastAsia="Calibri Light"/>
+          <w:b w:val="0"/>
+          <w:bCs w:val="0"/>
+          <w:i w:val="0"/>
+          <w:iCs w:val="0"/>
+          <w:color w:val="000000" w:themeColor="text1"/>
+          <w:sz w:val="28"/>
+          <w:szCs w:val="28"/>
+          <w14:shadow w14:blurRad="38100" w14:dist="19050" w14:dir="2700000" w14:sx="100000" w14:sy="100000" w14:kx="0" w14:ky="0" w14:algn="tl">
+            <w14:schemeClr w14:val="dk1">
+              <w14:alpha w14:val="60000"/>
+            </w14:schemeClr>
+          </w14:shadow>
+          <w14:textOutline w14:w="0" w14:cap="flat" w14:cmpd="sng" w14:algn="ctr">
+            <w14:noFill/>
+            <w14:prstDash w14:val="solid"/>
+            <w14:round/>
+          </w14:textOutline>
+        </w:rPr>
+        <w:tab/>
+      </w:r>
+      <w:r>
+        <w:rPr>
+          <w:rStyle w:val="IntenseEmphasis"/>
+          <w:rFonts w:eastAsia="Calibri Light"/>
+          <w:b w:val="0"/>
+          <w:bCs w:val="0"/>
+          <w:i w:val="0"/>
+          <w:iCs w:val="0"/>
+          <w:color w:val="000000" w:themeColor="text1"/>
+          <w:sz w:val="28"/>
+          <w:szCs w:val="28"/>
+          <w14:shadow w14:blurRad="38100" w14:dist="19050" w14:dir="2700000" w14:sx="100000" w14:sy="100000" w14:kx="0" w14:ky="0" w14:algn="tl">
+            <w14:schemeClr w14:val="dk1">
+              <w14:alpha w14:val="60000"/>
+            </w14:schemeClr>
+          </w14:shadow>
+          <w14:textOutline w14:w="0" w14:cap="flat" w14:cmpd="sng" w14:algn="ctr">
+            <w14:noFill/>
+            <w14:prstDash w14:val="solid"/>
+            <w14:round/>
+          </w14:textOutline>
+        </w:rPr>
+        <w:tab/>
+      </w:r>
+      <w:r>
+        <w:rPr>
+          <w:rStyle w:val="IntenseEmphasis"/>
+          <w:rFonts w:eastAsia="Calibri Light"/>
+          <w:b w:val="0"/>
+          <w:bCs w:val="0"/>
+          <w:i w:val="0"/>
+          <w:iCs w:val="0"/>
+          <w:color w:val="000000" w:themeColor="text1"/>
+          <w:sz w:val="28"/>
+          <w:szCs w:val="28"/>
+          <w14:shadow w14:blurRad="38100" w14:dist="19050" w14:dir="2700000" w14:sx="100000" w14:sy="100000" w14:kx="0" w14:ky="0" w14:algn="tl">
+            <w14:schemeClr w14:val="dk1">
+              <w14:alpha w14:val="60000"/>
+            </w14:schemeClr>
+          </w14:shadow>
+          <w14:textOutline w14:w="0" w14:cap="flat" w14:cmpd="sng" w14:algn="ctr">
+            <w14:noFill/>
+            <w14:prstDash w14:val="solid"/>
+            <w14:round/>
+          </w14:textOutline>
+        </w:rPr>
+        <w:t>03/March/2026</w:t>
+      </w:r>
+    </w:p>
+    <w:p>
+      <w:pPr>
+        <w:rPr>
+          <w:rStyle w:val="IntenseEmphasis"/>
+          <w:rFonts w:eastAsia="Calibri Light"/>
+          <w:b w:val="0"/>
+          <w:bCs w:val="0"/>
+          <w:i w:val="0"/>
+          <w:iCs w:val="0"/>
+          <w:color w:val="000000" w:themeColor="text1"/>
+          <w:sz w:val="28"/>
+          <w:szCs w:val="28"/>
+          <w14:shadow w14:blurRad="38100" w14:dist="19050" w14:dir="2700000" w14:sx="100000" w14:sy="100000" w14:kx="0" w14:ky="0" w14:algn="tl">
+            <w14:schemeClr w14:val="dk1">
+              <w14:alpha w14:val="60000"/>
+            </w14:schemeClr>
+          </w14:shadow>
+          <w14:textOutline w14:w="0" w14:cap="flat" w14:cmpd="sng" w14:algn="ctr">
+            <w14:noFill/>
+            <w14:prstDash w14:val="solid"/>
+            <w14:round/>
+          </w14:textOutline>
+        </w:rPr>
+      </w:pPr>
+      <w:r>
+        <w:rPr>
+          <w:rStyle w:val="IntenseEmphasis"/>
+          <w:rFonts w:eastAsia="Calibri Light"/>
+          <w:b w:val="0"/>
+          <w:bCs w:val="0"/>
+          <w:i w:val="0"/>
+          <w:iCs w:val="0"/>
+          <w:color w:val="000000" w:themeColor="text1"/>
+          <w:sz w:val="28"/>
+          <w:szCs w:val="28"/>
+          <w14:shadow w14:blurRad="38100" w14:dist="19050" w14:dir="2700000" w14:sx="100000" w14:sy="100000" w14:kx="0" w14:ky="0" w14:algn="tl">
+            <w14:schemeClr w14:val="dk1">
+              <w14:alpha w14:val="60000"/>
+            </w14:schemeClr>
+          </w14:shadow>
+          <w14:textOutline w14:w="0" w14:cap="flat" w14:cmpd="sng" w14:algn="ctr">
+            <w14:noFill/>
+            <w14:prstDash w14:val="solid"/>
+            <w14:round/>
+          </w14:textOutline>
+        </w:rPr>
+        <w:t>Signature</w:t>
+      </w:r>
+      <w:r>
+        <w:rPr>
+          <w:rStyle w:val="IntenseEmphasis"/>
+          <w:rFonts w:eastAsia="Calibri Light"/>
+          <w:b w:val="0"/>
+          <w:bCs w:val="0"/>
+          <w:i w:val="0"/>
+          <w:iCs w:val="0"/>
+          <w:color w:val="000000" w:themeColor="text1"/>
+          <w:sz w:val="28"/>
+          <w:szCs w:val="28"/>
+          <w14:shadow w14:blurRad="38100" w14:dist="19050" w14:dir="2700000" w14:sx="100000" w14:sy="100000" w14:kx="0" w14:ky="0" w14:algn="tl">
+            <w14:schemeClr w14:val="dk1">
+              <w14:alpha w14:val="60000"/>
+            </w14:schemeClr>
+          </w14:shadow>
+          <w14:textOutline w14:w="0" w14:cap="flat" w14:cmpd="sng" w14:algn="ctr">
+            <w14:noFill/>
+            <w14:prstDash w14:val="solid"/>
+            <w14:round/>
+          </w14:textOutline>
+        </w:rPr>
+        <w:t xml:space="preserve"> </w:t>
+      </w:r>
+      <w:r>
+        <w:rPr>
+          <w:rStyle w:val="IntenseEmphasis"/>
+          <w:rFonts w:eastAsia="Calibri Light"/>
+          <w:b w:val="0"/>
+          <w:bCs w:val="0"/>
+          <w:i w:val="0"/>
+          <w:iCs w:val="0"/>
+          <w:color w:val="000000" w:themeColor="text1"/>
+          <w:sz w:val="28"/>
+          <w:szCs w:val="28"/>
+          <w14:shadow w14:blurRad="38100" w14:dist="19050" w14:dir="2700000" w14:sx="100000" w14:sy="100000" w14:kx="0" w14:ky="0" w14:algn="tl">
+            <w14:schemeClr w14:val="dk1">
+              <w14:alpha w14:val="60000"/>
+            </w14:schemeClr>
+          </w14:shadow>
+          <w14:textOutline w14:w="0" w14:cap="flat" w14:cmpd="sng" w14:algn="ctr">
+            <w14:noFill/>
+            <w14:prstDash w14:val="solid"/>
+            <w14:round/>
+          </w14:textOutline>
+        </w:rPr>
+        <w:tab/>
+      </w:r>
+      <w:r>
+        <w:rPr>
+          <w:rStyle w:val="IntenseEmphasis"/>
+          <w:rFonts w:eastAsia="Calibri Light"/>
+          <w:b w:val="0"/>
+          <w:bCs w:val="0"/>
+          <w:i w:val="0"/>
+          <w:iCs w:val="0"/>
+          <w:color w:val="000000" w:themeColor="text1"/>
+          <w:sz w:val="28"/>
+          <w:szCs w:val="28"/>
+          <w14:shadow w14:blurRad="38100" w14:dist="19050" w14:dir="2700000" w14:sx="100000" w14:sy="100000" w14:kx="0" w14:ky="0" w14:algn="tl">
+            <w14:schemeClr w14:val="dk1">
+              <w14:alpha w14:val="60000"/>
+            </w14:schemeClr>
+          </w14:shadow>
+          <w14:textOutline w14:w="0" w14:cap="flat" w14:cmpd="sng" w14:algn="ctr">
+            <w14:noFill/>
+            <w14:prstDash w14:val="solid"/>
+            <w14:round/>
+          </w14:textOutline>
+        </w:rPr>
+        <w:tab/>
+      </w:r>
+      <w:r>
+        <w:rPr>
+          <w:rStyle w:val="IntenseEmphasis"/>
+          <w:rFonts w:eastAsia="Calibri Light"/>
+          <w:b w:val="0"/>
+          <w:bCs w:val="0"/>
+          <w:i w:val="0"/>
+          <w:iCs w:val="0"/>
+          <w:color w:val="000000" w:themeColor="text1"/>
+          <w:sz w:val="28"/>
+          <w:szCs w:val="28"/>
+          <w14:shadow w14:blurRad="38100" w14:dist="19050" w14:dir="2700000" w14:sx="100000" w14:sy="100000" w14:kx="0" w14:ky="0" w14:algn="tl">
+            <w14:schemeClr w14:val="dk1">
+              <w14:alpha w14:val="60000"/>
+            </w14:schemeClr>
+          </w14:shadow>
+          <w14:textOutline w14:w="0" w14:cap="flat" w14:cmpd="sng" w14:algn="ctr">
+            <w14:noFill/>
+            <w14:prstDash w14:val="solid"/>
+            <w14:round/>
+          </w14:textOutline>
+        </w:rPr>
+        <w:tab/>
+      </w:r>
+      <w:r>
+        <w:rPr>
+          <w:rStyle w:val="IntenseEmphasis"/>
+          <w:rFonts w:eastAsia="Calibri Light"/>
+          <w:b w:val="0"/>
+          <w:bCs w:val="0"/>
+          <w:i w:val="0"/>
+          <w:iCs w:val="0"/>
+          <w:color w:val="000000" w:themeColor="text1"/>
+          <w:sz w:val="28"/>
+          <w:szCs w:val="28"/>
+          <w14:shadow w14:blurRad="38100" w14:dist="19050" w14:dir="2700000" w14:sx="100000" w14:sy="100000" w14:kx="0" w14:ky="0" w14:algn="tl">
+            <w14:schemeClr w14:val="dk1">
+              <w14:alpha w14:val="60000"/>
+            </w14:schemeClr>
+          </w14:shadow>
+          <w14:textOutline w14:w="0" w14:cap="flat" w14:cmpd="sng" w14:algn="ctr">
+            <w14:noFill/>
+            <w14:prstDash w14:val="solid"/>
+            <w14:round/>
+          </w14:textOutline>
+        </w:rPr>
+        <w:tab/>
+      </w:r>
+      <w:r>
+        <w:rPr>
+          <w:rStyle w:val="IntenseEmphasis"/>
+          <w:rFonts w:eastAsia="Calibri Light"/>
+          <w:b w:val="0"/>
+          <w:bCs w:val="0"/>
+          <w:i w:val="0"/>
+          <w:iCs w:val="0"/>
+          <w:color w:val="000000" w:themeColor="text1"/>
+          <w:sz w:val="28"/>
+          <w:szCs w:val="28"/>
+          <w14:shadow w14:blurRad="38100" w14:dist="19050" w14:dir="2700000" w14:sx="100000" w14:sy="100000" w14:kx="0" w14:ky="0" w14:algn="tl">
+            <w14:schemeClr w14:val="dk1">
+              <w14:alpha w14:val="60000"/>
+            </w14:schemeClr>
+          </w14:shadow>
+          <w14:textOutline w14:w="0" w14:cap="flat" w14:cmpd="sng" w14:algn="ctr">
+            <w14:noFill/>
+            <w14:prstDash w14:val="solid"/>
+            <w14:round/>
+          </w14:textOutline>
+        </w:rPr>
+        <w:tab/>
+      </w:r>
+      <w:r>
+        <w:rPr>
+          <w:rStyle w:val="IntenseEmphasis"/>
+          <w:rFonts w:eastAsia="Calibri Light"/>
+          <w:b w:val="0"/>
+          <w:bCs w:val="0"/>
+          <w:i w:val="0"/>
+          <w:iCs w:val="0"/>
+          <w:color w:val="000000" w:themeColor="text1"/>
+          <w:sz w:val="28"/>
+          <w:szCs w:val="28"/>
+          <w14:shadow w14:blurRad="38100" w14:dist="19050" w14:dir="2700000" w14:sx="100000" w14:sy="100000" w14:kx="0" w14:ky="0" w14:algn="tl">
+            <w14:schemeClr w14:val="dk1">
+              <w14:alpha w14:val="60000"/>
+            </w14:schemeClr>
+          </w14:shadow>
+          <w14:textOutline w14:w="0" w14:cap="flat" w14:cmpd="sng" w14:algn="ctr">
+            <w14:noFill/>
+            <w14:prstDash w14:val="solid"/>
+            <w14:round/>
+          </w14:textOutline>
+        </w:rPr>
+        <w:tab/>
+      </w:r>
+      <w:r>
+        <w:rPr>
+          <w:rStyle w:val="IntenseEmphasis"/>
+          <w:rFonts w:eastAsia="Calibri Light"/>
+          <w:b w:val="0"/>
+          <w:bCs w:val="0"/>
+          <w:i w:val="0"/>
+          <w:iCs w:val="0"/>
+          <w:color w:val="000000" w:themeColor="text1"/>
+          <w:sz w:val="28"/>
+          <w:szCs w:val="28"/>
+          <w14:shadow w14:blurRad="38100" w14:dist="19050" w14:dir="2700000" w14:sx="100000" w14:sy="100000" w14:kx="0" w14:ky="0" w14:algn="tl">
+            <w14:schemeClr w14:val="dk1">
+              <w14:alpha w14:val="60000"/>
+            </w14:schemeClr>
+          </w14:shadow>
+          <w14:textOutline w14:w="0" w14:cap="flat" w14:cmpd="sng" w14:algn="ctr">
+            <w14:noFill/>
+            <w14:prstDash w14:val="solid"/>
+            <w14:round/>
+          </w14:textOutline>
+        </w:rPr>
+        <w:tab/>
+      </w:r>
+      <w:r>
+        <w:rPr>
+          <w:rStyle w:val="IntenseEmphasis"/>
+          <w:rFonts w:eastAsia="Calibri Light"/>
+          <w:b w:val="0"/>
+          <w:bCs w:val="0"/>
+          <w:i w:val="0"/>
+          <w:iCs w:val="0"/>
+          <w:color w:val="000000" w:themeColor="text1"/>
+          <w:sz w:val="28"/>
+          <w:szCs w:val="28"/>
+          <w14:shadow w14:blurRad="38100" w14:dist="19050" w14:dir="2700000" w14:sx="100000" w14:sy="100000" w14:kx="0" w14:ky="0" w14:algn="tl">
+            <w14:schemeClr w14:val="dk1">
+              <w14:alpha w14:val="60000"/>
+            </w14:schemeClr>
+          </w14:shadow>
+          <w14:textOutline w14:w="0" w14:cap="flat" w14:cmpd="sng" w14:algn="ctr">
+            <w14:noFill/>
+            <w14:prstDash w14:val="solid"/>
+            <w14:round/>
+          </w14:textOutline>
+        </w:rPr>
+        <w:tab/>
+      </w:r>
+      <w:r>
+        <w:rPr>
+          <w:rStyle w:val="IntenseEmphasis"/>
+          <w:rFonts w:ascii="Aptos" w:eastAsia="Calibri Light" w:hAnsi="Aptos"/>
+          <w:b w:val="0"/>
+          <w:bCs w:val="0"/>
+          <w:i w:val="0"/>
+          <w:iCs w:val="0"/>
+          <w:color w:val="000000" w:themeColor="text1"/>
+          <w:sz w:val="28"/>
+          <w:szCs w:val="28"/>
+          <w14:shadow w14:blurRad="38100" w14:dist="19050" w14:dir="2700000" w14:sx="100000" w14:sy="100000" w14:kx="0" w14:ky="0" w14:algn="tl">
+            <w14:schemeClr w14:val="dk1">
+              <w14:alpha w14:val="60000"/>
+            </w14:schemeClr>
+          </w14:shadow>
+          <w14:textOutline w14:w="0" w14:cap="flat" w14:cmpd="sng" w14:algn="ctr">
+            <w14:noFill/>
+            <w14:prstDash w14:val="solid"/>
+            <w14:round/>
+          </w14:textOutline>
+        </w:rPr>
+        <w:t>Azad Singh Sandhu</w:t>
+      </w:r>
+      <w:r>
+        <w:rPr>
+          <w:rStyle w:val="IntenseEmphasis"/>
+          <w:rFonts w:eastAsia="Calibri Light"/>
+          <w:b w:val="0"/>
+          <w:bCs w:val="0"/>
+          <w:i w:val="0"/>
+          <w:iCs w:val="0"/>
+          <w:color w:val="000000" w:themeColor="text1"/>
+          <w:sz w:val="28"/>
+          <w:szCs w:val="28"/>
+          <w14:shadow w14:blurRad="38100" w14:dist="19050" w14:dir="2700000" w14:sx="100000" w14:sy="100000" w14:kx="0" w14:ky="0" w14:algn="tl">
+            <w14:schemeClr w14:val="dk1">
+              <w14:alpha w14:val="60000"/>
+            </w14:schemeClr>
+          </w14:shadow>
+          <w14:textOutline w14:w="0" w14:cap="flat" w14:cmpd="sng" w14:algn="ctr">
+            <w14:noFill/>
+            <w14:prstDash w14:val="solid"/>
+            <w14:round/>
+          </w14:textOutline>
+        </w:rPr>
+        <w:t xml:space="preserve"> </w:t>
+      </w:r>
     </w:p>
     <w:sectPr>
       <w:headerReference w:type="default" r:id="rId8"/>
